--- a/templates/iso45001_stage2.docx
+++ b/templates/iso45001_stage2.docx
@@ -1228,38 +1228,20 @@
           </w:tcPr>
           <w:p>
             <w:pPr>
-              <w:rPr>
-                <w:rFonts w:ascii="Times New Roman" w:hAnsi="Times New Roman"/>
-                <w:sz w:val="24"/>
-                <w:szCs w:val="24"/>
-              </w:rPr>
-            </w:pPr>
-            <w:r>
-              <w:rPr>
-                <w:rFonts w:ascii="Times New Roman" w:hAnsi="Times New Roman"/>
-                <w:b/>
-                <w:sz w:val="24"/>
-                <w:szCs w:val="24"/>
-              </w:rPr>
-              <w:t xml:space="preserve">Major </w:t>
-            </w:r>
-            <w:r>
-              <w:rPr>
-                <w:rFonts w:ascii="Times New Roman" w:hAnsi="Times New Roman"/>
-                <w:b/>
-                <w:sz w:val="24"/>
-                <w:szCs w:val="24"/>
-              </w:rPr>
-              <w:t>Machine/</w:t>
-            </w:r>
-            <w:r>
-              <w:rPr>
-                <w:rFonts w:ascii="Times New Roman" w:hAnsi="Times New Roman"/>
-                <w:b/>
-                <w:sz w:val="24"/>
-                <w:szCs w:val="24"/>
-              </w:rPr>
-              <w:t>Equipments used</w:t>
+              <w:tabs>
+                <w:tab w:val="left" w:pos="7020"/>
+              </w:tabs>
+              <w:rPr>
+                <w:rFonts w:ascii="Arial" w:hAnsi="Arial" w:cs="Arial"/>
+                <w:b/>
+              </w:rPr>
+            </w:pPr>
+            <w:r>
+              <w:rPr>
+                <w:rFonts w:ascii="Arial" w:hAnsi="Arial" w:cs="Arial"/>
+                <w:b/>
+              </w:rPr>
+              <w:t>Major Equipment used</w:t>
             </w:r>
           </w:p>
         </w:tc>
@@ -1332,7 +1314,6 @@
                 <w:rFonts w:ascii="Arial" w:hAnsi="Arial" w:cs="Arial"/>
                 <w:b/>
               </w:rPr>
-              <w:lastRenderedPageBreak/>
               <w:t>Stage-1 NC – Checked verified and closed</w:t>
             </w:r>
           </w:p>
@@ -1365,7 +1346,7 @@
     </w:p>
     <w:tbl>
       <w:tblPr>
-        <w:tblW w:w="9918" w:type="dxa"/>
+        <w:tblW w:w="0" w:type="auto"/>
         <w:tblBorders>
           <w:top w:val="single" w:sz="4" w:space="0" w:color="000000"/>
           <w:left w:val="single" w:sz="4" w:space="0" w:color="000000"/>
@@ -1377,118 +1358,169 @@
         <w:tblLook w:val="04A0" w:firstRow="1" w:lastRow="0" w:firstColumn="1" w:lastColumn="0" w:noHBand="0" w:noVBand="1"/>
       </w:tblPr>
       <w:tblGrid>
-        <w:gridCol w:w="9918"/>
+        <w:gridCol w:w="2376"/>
+        <w:gridCol w:w="7200"/>
       </w:tblGrid>
       <w:tr>
         <w:tc>
           <w:tcPr>
-            <w:tcW w:w="9918" w:type="dxa"/>
-            <w:tcBorders>
-              <w:top w:val="single" w:sz="4" w:space="0" w:color="000000"/>
-              <w:left w:val="single" w:sz="4" w:space="0" w:color="000000"/>
-              <w:bottom w:val="single" w:sz="4" w:space="0" w:color="000000"/>
-              <w:right w:val="single" w:sz="4" w:space="0" w:color="000000"/>
-            </w:tcBorders>
-            <w:hideMark/>
-          </w:tcPr>
-          <w:p>
-            <w:pPr>
-              <w:tabs>
-                <w:tab w:val="left" w:pos="7020"/>
-              </w:tabs>
-              <w:spacing w:line="360" w:lineRule="auto"/>
-              <w:jc w:val="center"/>
+            <w:tcW w:w="2376" w:type="dxa"/>
+            <w:shd w:val="clear" w:color="auto" w:fill="auto"/>
+          </w:tcPr>
+          <w:p>
+            <w:pPr>
               <w:rPr>
                 <w:rFonts w:ascii="Arial" w:hAnsi="Arial" w:cs="Arial"/>
                 <w:b/>
+              </w:rPr>
+            </w:pPr>
+            <w:r>
+              <w:rPr>
+                <w:rFonts w:ascii="Arial" w:hAnsi="Arial" w:cs="Arial"/>
+                <w:b/>
+              </w:rPr>
+              <w:t xml:space="preserve">Summary of Audit &amp; Observations  </w:t>
+            </w:r>
+          </w:p>
+        </w:tc>
+        <w:tc>
+          <w:tcPr>
+            <w:tcW w:w="7200" w:type="dxa"/>
+            <w:shd w:val="clear" w:color="auto" w:fill="auto"/>
+          </w:tcPr>
+          <w:p>
+            <w:pPr>
+              <w:rPr>
+                <w:rFonts w:ascii="Arial" w:hAnsi="Arial" w:cs="Arial"/>
+                <w:b/>
                 <w:u w:val="single"/>
               </w:rPr>
             </w:pPr>
-            <w:r>
-              <w:rPr>
-                <w:rFonts w:ascii="Arial" w:hAnsi="Arial" w:cs="Arial"/>
-                <w:b/>
-                <w:u w:val="single"/>
-              </w:rPr>
-              <w:t xml:space="preserve">Summary </w:t>
-            </w:r>
-            <w:r>
-              <w:rPr>
-                <w:rFonts w:ascii="Arial" w:hAnsi="Arial" w:cs="Arial"/>
-                <w:b/>
-                <w:u w:val="single"/>
-              </w:rPr>
-              <w:t>of</w:t>
-            </w:r>
-            <w:r>
-              <w:rPr>
-                <w:rFonts w:ascii="Arial" w:hAnsi="Arial" w:cs="Arial"/>
-                <w:b/>
-                <w:u w:val="single"/>
-              </w:rPr>
-              <w:t xml:space="preserve"> Audit &amp; Observations  </w:t>
-            </w:r>
           </w:p>
         </w:tc>
       </w:tr>
       <w:tr>
         <w:tc>
           <w:tcPr>
-            <w:tcW w:w="9918" w:type="dxa"/>
-            <w:tcBorders>
-              <w:top w:val="single" w:sz="4" w:space="0" w:color="000000"/>
-              <w:left w:val="single" w:sz="4" w:space="0" w:color="000000"/>
-              <w:bottom w:val="single" w:sz="4" w:space="0" w:color="000000"/>
-              <w:right w:val="single" w:sz="4" w:space="0" w:color="000000"/>
-            </w:tcBorders>
-          </w:tcPr>
-          <w:p>
-            <w:pPr>
-              <w:shd w:val="clear" w:color="auto" w:fill="FFFFFF"/>
-              <w:jc w:val="both"/>
+            <w:tcW w:w="2376" w:type="dxa"/>
+            <w:shd w:val="clear" w:color="auto" w:fill="auto"/>
+          </w:tcPr>
+          <w:p>
+            <w:pPr>
               <w:rPr>
                 <w:rFonts w:ascii="Arial" w:hAnsi="Arial" w:cs="Arial"/>
+                <w:b/>
               </w:rPr>
             </w:pPr>
             <w:r>
               <w:rPr>
                 <w:rFonts w:ascii="Arial" w:hAnsi="Arial" w:cs="Arial"/>
-              </w:rPr>
-              <w:t xml:space="preserve">. </w:t>
-            </w:r>
+                <w:b/>
+              </w:rPr>
+              <w:t>Opening meeting and audit proceedings</w:t>
+            </w:r>
+          </w:p>
+        </w:tc>
+        <w:tc>
+          <w:tcPr>
+            <w:tcW w:w="7200" w:type="dxa"/>
+            <w:shd w:val="clear" w:color="auto" w:fill="auto"/>
+          </w:tcPr>
+          <w:p>
+            <w:pPr>
+              <w:rPr>
+                <w:rFonts w:ascii="Arial" w:hAnsi="Arial" w:cs="Arial"/>
+                <w:b/>
+                <w:u w:val="single"/>
+              </w:rPr>
+            </w:pPr>
           </w:p>
         </w:tc>
       </w:tr>
       <w:tr>
         <w:tc>
           <w:tcPr>
-            <w:tcW w:w="9918" w:type="dxa"/>
-            <w:tcBorders>
-              <w:top w:val="single" w:sz="4" w:space="0" w:color="000000"/>
-              <w:left w:val="single" w:sz="4" w:space="0" w:color="000000"/>
-              <w:bottom w:val="single" w:sz="4" w:space="0" w:color="000000"/>
-              <w:right w:val="single" w:sz="4" w:space="0" w:color="000000"/>
-            </w:tcBorders>
-            <w:hideMark/>
-          </w:tcPr>
-          <w:p>
-            <w:pPr>
-              <w:tabs>
-                <w:tab w:val="left" w:pos="7020"/>
-              </w:tabs>
-              <w:spacing w:line="360" w:lineRule="auto"/>
-              <w:jc w:val="center"/>
+            <w:tcW w:w="2376" w:type="dxa"/>
+            <w:shd w:val="clear" w:color="auto" w:fill="auto"/>
+          </w:tcPr>
+          <w:p>
+            <w:pPr>
               <w:rPr>
                 <w:rFonts w:ascii="Arial" w:hAnsi="Arial" w:cs="Arial"/>
+                <w:b/>
               </w:rPr>
             </w:pPr>
             <w:r>
               <w:rPr>
                 <w:rFonts w:ascii="Arial" w:hAnsi="Arial" w:cs="Arial"/>
                 <w:b/>
+              </w:rPr>
+              <w:t>Comments on Internal audit:</w:t>
+            </w:r>
+          </w:p>
+        </w:tc>
+        <w:tc>
+          <w:tcPr>
+            <w:tcW w:w="7200" w:type="dxa"/>
+            <w:shd w:val="clear" w:color="auto" w:fill="auto"/>
+          </w:tcPr>
+          <w:p>
+            <w:pPr>
+              <w:rPr>
+                <w:rFonts w:cs="Arial"/>
+                <w:iCs/>
+              </w:rPr>
+            </w:pPr>
+            <w:r>
+              <w:rPr>
+                <w:rFonts w:cs="Arial"/>
+                <w:iCs/>
+              </w:rPr>
+              <w:t>{{</w:t>
+            </w:r>
+            <w:r>
+              <w:rPr>
+                <w:rFonts w:cs="Arial"/>
+                <w:iCs/>
+              </w:rPr>
+              <w:t>internalAuditFrequency</w:t>
+            </w:r>
+            <w:r>
+              <w:rPr>
+                <w:rFonts w:cs="Arial"/>
+                <w:iCs/>
+              </w:rPr>
+              <w:t>}}</w:t>
+            </w:r>
+          </w:p>
+          <w:p>
+            <w:pPr>
+              <w:rPr>
+                <w:rFonts w:ascii="Arial" w:hAnsi="Arial" w:cs="Arial"/>
+                <w:b/>
                 <w:u w:val="single"/>
               </w:rPr>
-              <w:t>Opening meeting and audit proceedings</w:t>
+            </w:pPr>
+            <w:r>
+              <w:rPr>
+                <w:rFonts w:cs="Arial"/>
+                <w:iCs/>
+              </w:rPr>
+              <w:t>Internal Audit Done on {{</w:t>
+            </w:r>
+            <w:r>
+              <w:rPr>
+                <w:rFonts w:cs="Arial"/>
+                <w:iCs/>
+              </w:rPr>
+              <w:t>dateOfLastInternalAudit</w:t>
+            </w:r>
+            <w:r>
+              <w:rPr>
+                <w:rFonts w:cs="Arial"/>
+                <w:iCs/>
+              </w:rPr>
+              <w:t>}}</w:t>
             </w:r>
           </w:p>
         </w:tc>
@@ -1496,60 +1528,134 @@
       <w:tr>
         <w:tc>
           <w:tcPr>
-            <w:tcW w:w="9918" w:type="dxa"/>
-            <w:tcBorders>
-              <w:top w:val="single" w:sz="4" w:space="0" w:color="000000"/>
-              <w:left w:val="single" w:sz="4" w:space="0" w:color="000000"/>
-              <w:bottom w:val="single" w:sz="4" w:space="0" w:color="000000"/>
-              <w:right w:val="single" w:sz="4" w:space="0" w:color="000000"/>
-            </w:tcBorders>
-          </w:tcPr>
-          <w:p>
-            <w:pPr>
-              <w:tabs>
-                <w:tab w:val="left" w:pos="7020"/>
-              </w:tabs>
-              <w:jc w:val="both"/>
+            <w:tcW w:w="2376" w:type="dxa"/>
+            <w:shd w:val="clear" w:color="auto" w:fill="auto"/>
+          </w:tcPr>
+          <w:p>
+            <w:pPr>
               <w:rPr>
                 <w:rFonts w:ascii="Arial" w:hAnsi="Arial" w:cs="Arial"/>
                 <w:b/>
               </w:rPr>
             </w:pPr>
+            <w:r>
+              <w:rPr>
+                <w:rFonts w:ascii="Arial" w:hAnsi="Arial" w:cs="Arial"/>
+                <w:b/>
+              </w:rPr>
+              <w:t>Comments on MRM:</w:t>
+            </w:r>
+          </w:p>
+        </w:tc>
+        <w:tc>
+          <w:tcPr>
+            <w:tcW w:w="7200" w:type="dxa"/>
+            <w:shd w:val="clear" w:color="auto" w:fill="auto"/>
+          </w:tcPr>
+          <w:p>
+            <w:pPr>
+              <w:rPr>
+                <w:rFonts w:cs="Arial"/>
+                <w:iCs/>
+              </w:rPr>
+            </w:pPr>
+            <w:r>
+              <w:rPr>
+                <w:rFonts w:cs="Arial"/>
+                <w:iCs/>
+              </w:rPr>
+              <w:t>{{</w:t>
+            </w:r>
+            <w:r>
+              <w:rPr>
+                <w:rFonts w:cs="Arial"/>
+                <w:iCs/>
+              </w:rPr>
+              <w:t>managementReviewFrequency</w:t>
+            </w:r>
+            <w:r>
+              <w:rPr>
+                <w:rFonts w:cs="Arial"/>
+                <w:iCs/>
+              </w:rPr>
+              <w:t xml:space="preserve">}} </w:t>
+            </w:r>
+          </w:p>
+          <w:p>
+            <w:pPr>
+              <w:rPr>
+                <w:rFonts w:ascii="Arial" w:hAnsi="Arial" w:cs="Arial"/>
+                <w:b/>
+                <w:u w:val="single"/>
+              </w:rPr>
+            </w:pPr>
+            <w:r>
+              <w:rPr>
+                <w:rFonts w:cs="Arial"/>
+                <w:iCs/>
+              </w:rPr>
+              <w:t>Management Review Meeting done on {{</w:t>
+            </w:r>
+            <w:r>
+              <w:rPr>
+                <w:rFonts w:cs="Arial"/>
+                <w:iCs/>
+              </w:rPr>
+              <w:t>dateOfLastManagementReview</w:t>
+            </w:r>
+            <w:r>
+              <w:rPr>
+                <w:rFonts w:cs="Arial"/>
+                <w:iCs/>
+              </w:rPr>
+              <w:t>}}</w:t>
+            </w:r>
           </w:p>
         </w:tc>
       </w:tr>
       <w:tr>
         <w:tc>
           <w:tcPr>
-            <w:tcW w:w="9918" w:type="dxa"/>
-            <w:tcBorders>
-              <w:top w:val="single" w:sz="4" w:space="0" w:color="000000"/>
-              <w:left w:val="single" w:sz="4" w:space="0" w:color="000000"/>
-              <w:bottom w:val="single" w:sz="4" w:space="0" w:color="000000"/>
-              <w:right w:val="single" w:sz="4" w:space="0" w:color="000000"/>
-            </w:tcBorders>
-            <w:hideMark/>
+            <w:tcW w:w="2376" w:type="dxa"/>
+            <w:shd w:val="clear" w:color="auto" w:fill="auto"/>
+          </w:tcPr>
+          <w:p>
+            <w:pPr>
+              <w:rPr>
+                <w:rFonts w:ascii="Arial" w:hAnsi="Arial" w:cs="Arial"/>
+                <w:b/>
+              </w:rPr>
+            </w:pPr>
+            <w:r>
+              <w:rPr>
+                <w:rFonts w:ascii="Arial" w:hAnsi="Arial" w:cs="Arial"/>
+                <w:b/>
+              </w:rPr>
+              <w:t>Is there any deviation from the audit plan?</w:t>
+            </w:r>
+          </w:p>
+        </w:tc>
+        <w:tc>
+          <w:tcPr>
+            <w:tcW w:w="7200" w:type="dxa"/>
+            <w:shd w:val="clear" w:color="auto" w:fill="auto"/>
           </w:tcPr>
           <w:p>
             <w:pPr>
               <w:tabs>
-                <w:tab w:val="left" w:pos="7020"/>
+                <w:tab w:val="left" w:pos="1176"/>
               </w:tabs>
-              <w:spacing w:line="360" w:lineRule="auto"/>
-              <w:jc w:val="center"/>
               <w:rPr>
                 <w:rFonts w:ascii="Arial" w:hAnsi="Arial" w:cs="Arial"/>
                 <w:b/>
-                <w:u w:val="single"/>
               </w:rPr>
             </w:pPr>
             <w:r>
               <w:rPr>
                 <w:rFonts w:ascii="Arial" w:hAnsi="Arial" w:cs="Arial"/>
                 <w:b/>
-                <w:u w:val="single"/>
-              </w:rPr>
-              <w:t>Comments on Internal audit:</w:t>
+              </w:rPr>
+              <w:t>NO</w:t>
             </w:r>
           </w:p>
         </w:tc>
@@ -1557,493 +1663,355 @@
       <w:tr>
         <w:tc>
           <w:tcPr>
-            <w:tcW w:w="9918" w:type="dxa"/>
-            <w:tcBorders>
-              <w:top w:val="single" w:sz="4" w:space="0" w:color="000000"/>
-              <w:left w:val="single" w:sz="4" w:space="0" w:color="000000"/>
-              <w:bottom w:val="single" w:sz="4" w:space="0" w:color="000000"/>
-              <w:right w:val="single" w:sz="4" w:space="0" w:color="000000"/>
-            </w:tcBorders>
+            <w:tcW w:w="2376" w:type="dxa"/>
+            <w:shd w:val="clear" w:color="auto" w:fill="auto"/>
+          </w:tcPr>
+          <w:p>
+            <w:pPr>
+              <w:rPr>
+                <w:rFonts w:ascii="Arial" w:hAnsi="Arial" w:cs="Arial"/>
+                <w:b/>
+              </w:rPr>
+            </w:pPr>
+            <w:r>
+              <w:rPr>
+                <w:rFonts w:ascii="Arial" w:hAnsi="Arial" w:cs="Arial"/>
+                <w:b/>
+              </w:rPr>
+              <w:t>Are there any significant issues impacting on the audit programme?</w:t>
+            </w:r>
+          </w:p>
+        </w:tc>
+        <w:tc>
+          <w:tcPr>
+            <w:tcW w:w="7200" w:type="dxa"/>
+            <w:shd w:val="clear" w:color="auto" w:fill="auto"/>
           </w:tcPr>
           <w:p>
             <w:pPr>
               <w:tabs>
-                <w:tab w:val="left" w:pos="7020"/>
+                <w:tab w:val="left" w:pos="1176"/>
               </w:tabs>
-              <w:spacing w:line="360" w:lineRule="auto"/>
-              <w:jc w:val="both"/>
               <w:rPr>
                 <w:rFonts w:ascii="Arial" w:hAnsi="Arial" w:cs="Arial"/>
                 <w:b/>
-                <w:u w:val="single"/>
-              </w:rPr>
-            </w:pPr>
+              </w:rPr>
+            </w:pPr>
+            <w:r>
+              <w:rPr>
+                <w:rFonts w:ascii="Arial" w:hAnsi="Arial" w:cs="Arial"/>
+                <w:b/>
+              </w:rPr>
+              <w:t>NO</w:t>
+            </w:r>
           </w:p>
         </w:tc>
       </w:tr>
       <w:tr>
         <w:tc>
           <w:tcPr>
-            <w:tcW w:w="9918" w:type="dxa"/>
-            <w:tcBorders>
-              <w:top w:val="single" w:sz="4" w:space="0" w:color="000000"/>
-              <w:left w:val="single" w:sz="4" w:space="0" w:color="000000"/>
-              <w:bottom w:val="single" w:sz="4" w:space="0" w:color="000000"/>
-              <w:right w:val="single" w:sz="4" w:space="0" w:color="000000"/>
-            </w:tcBorders>
-            <w:hideMark/>
+            <w:tcW w:w="2376" w:type="dxa"/>
+            <w:shd w:val="clear" w:color="auto" w:fill="auto"/>
+          </w:tcPr>
+          <w:p>
+            <w:pPr>
+              <w:rPr>
+                <w:rFonts w:ascii="Arial" w:hAnsi="Arial" w:cs="Arial"/>
+                <w:b/>
+              </w:rPr>
+            </w:pPr>
+            <w:r>
+              <w:rPr>
+                <w:rFonts w:ascii="Arial" w:hAnsi="Arial" w:cs="Arial"/>
+                <w:b/>
+              </w:rPr>
+              <w:t>Type of audit (single, combined, joint or integrated)</w:t>
+            </w:r>
+          </w:p>
+        </w:tc>
+        <w:tc>
+          <w:tcPr>
+            <w:tcW w:w="7200" w:type="dxa"/>
+            <w:shd w:val="clear" w:color="auto" w:fill="auto"/>
           </w:tcPr>
           <w:p>
             <w:pPr>
               <w:tabs>
-                <w:tab w:val="left" w:pos="7020"/>
+                <w:tab w:val="left" w:pos="1176"/>
               </w:tabs>
-              <w:spacing w:line="360" w:lineRule="auto"/>
-              <w:jc w:val="center"/>
               <w:rPr>
                 <w:rFonts w:ascii="Arial" w:hAnsi="Arial" w:cs="Arial"/>
                 <w:b/>
-                <w:u w:val="single"/>
-              </w:rPr>
-            </w:pPr>
-            <w:r>
-              <w:rPr>
-                <w:rFonts w:ascii="Arial" w:hAnsi="Arial" w:cs="Arial"/>
-                <w:b/>
-                <w:u w:val="single"/>
-              </w:rPr>
-              <w:t>Comments on MRM:</w:t>
-            </w:r>
+              </w:rPr>
+            </w:pPr>
           </w:p>
         </w:tc>
       </w:tr>
       <w:tr>
         <w:tc>
           <w:tcPr>
-            <w:tcW w:w="9918" w:type="dxa"/>
-            <w:tcBorders>
-              <w:top w:val="single" w:sz="4" w:space="0" w:color="000000"/>
-              <w:left w:val="single" w:sz="4" w:space="0" w:color="000000"/>
-              <w:bottom w:val="single" w:sz="4" w:space="0" w:color="000000"/>
-              <w:right w:val="single" w:sz="4" w:space="0" w:color="000000"/>
-            </w:tcBorders>
+            <w:tcW w:w="2376" w:type="dxa"/>
+            <w:shd w:val="clear" w:color="auto" w:fill="auto"/>
           </w:tcPr>
           <w:p>
             <w:pPr>
               <w:rPr>
                 <w:rFonts w:ascii="Arial" w:hAnsi="Arial" w:cs="Arial"/>
                 <w:b/>
-                <w:u w:val="single"/>
-              </w:rPr>
-            </w:pPr>
+              </w:rPr>
+            </w:pPr>
+            <w:r>
+              <w:rPr>
+                <w:rFonts w:ascii="Arial" w:hAnsi="Arial" w:cs="Arial"/>
+                <w:b/>
+              </w:rPr>
+              <w:t>Is the certification scope is appropriate to the organization work activities:</w:t>
+            </w:r>
+          </w:p>
+        </w:tc>
+        <w:tc>
+          <w:tcPr>
+            <w:tcW w:w="7200" w:type="dxa"/>
+            <w:shd w:val="clear" w:color="auto" w:fill="auto"/>
+          </w:tcPr>
+          <w:p>
+            <w:pPr>
+              <w:tabs>
+                <w:tab w:val="left" w:pos="1176"/>
+              </w:tabs>
+              <w:rPr>
+                <w:rFonts w:ascii="Arial" w:hAnsi="Arial" w:cs="Arial"/>
+                <w:b/>
+              </w:rPr>
+            </w:pPr>
+            <w:r>
+              <w:rPr>
+                <w:rFonts w:ascii="Arial" w:hAnsi="Arial" w:cs="Arial"/>
+                <w:b/>
+              </w:rPr>
+              <w:t>YES</w:t>
+            </w:r>
           </w:p>
         </w:tc>
       </w:tr>
       <w:tr>
         <w:tc>
           <w:tcPr>
-            <w:tcW w:w="9918" w:type="dxa"/>
-            <w:tcBorders>
-              <w:top w:val="single" w:sz="4" w:space="0" w:color="000000"/>
-              <w:left w:val="single" w:sz="4" w:space="0" w:color="000000"/>
-              <w:bottom w:val="single" w:sz="4" w:space="0" w:color="000000"/>
-              <w:right w:val="single" w:sz="4" w:space="0" w:color="000000"/>
-            </w:tcBorders>
-            <w:hideMark/>
+            <w:tcW w:w="2376" w:type="dxa"/>
+            <w:shd w:val="clear" w:color="auto" w:fill="auto"/>
+          </w:tcPr>
+          <w:p>
+            <w:pPr>
+              <w:rPr>
+                <w:rFonts w:ascii="Arial" w:hAnsi="Arial" w:cs="Arial"/>
+                <w:b/>
+              </w:rPr>
+            </w:pPr>
+            <w:r>
+              <w:rPr>
+                <w:rFonts w:ascii="Arial" w:hAnsi="Arial" w:cs="Arial"/>
+                <w:b/>
+              </w:rPr>
+              <w:t>Comments on a conclusion on the appropriateness of the certification scope</w:t>
+            </w:r>
+          </w:p>
+        </w:tc>
+        <w:tc>
+          <w:tcPr>
+            <w:tcW w:w="7200" w:type="dxa"/>
+            <w:shd w:val="clear" w:color="auto" w:fill="auto"/>
           </w:tcPr>
           <w:p>
             <w:pPr>
               <w:tabs>
-                <w:tab w:val="left" w:pos="7020"/>
+                <w:tab w:val="left" w:pos="1176"/>
               </w:tabs>
-              <w:spacing w:line="360" w:lineRule="auto"/>
-              <w:jc w:val="center"/>
               <w:rPr>
                 <w:rFonts w:ascii="Arial" w:hAnsi="Arial" w:cs="Arial"/>
                 <w:b/>
-              </w:rPr>
-            </w:pPr>
-            <w:r>
-              <w:rPr>
-                <w:rFonts w:ascii="Arial" w:hAnsi="Arial" w:cs="Arial"/>
-                <w:b/>
-              </w:rPr>
-              <w:t xml:space="preserve">Is there any deviation from the audit </w:t>
-            </w:r>
-            <w:r>
-              <w:rPr>
-                <w:rFonts w:ascii="Arial" w:hAnsi="Arial" w:cs="Arial"/>
-                <w:b/>
-              </w:rPr>
-              <w:t>plan?</w:t>
-            </w:r>
-          </w:p>
-        </w:tc>
-      </w:tr>
-      <w:tr>
-        <w:tc>
-          <w:tcPr>
-            <w:tcW w:w="9918" w:type="dxa"/>
-            <w:tcBorders>
-              <w:top w:val="single" w:sz="4" w:space="0" w:color="000000"/>
-              <w:left w:val="single" w:sz="4" w:space="0" w:color="000000"/>
-              <w:bottom w:val="single" w:sz="4" w:space="0" w:color="000000"/>
-              <w:right w:val="single" w:sz="4" w:space="0" w:color="000000"/>
-            </w:tcBorders>
-          </w:tcPr>
-          <w:p>
-            <w:pPr>
-              <w:tabs>
-                <w:tab w:val="left" w:pos="7020"/>
-              </w:tabs>
-              <w:spacing w:line="360" w:lineRule="auto"/>
-              <w:jc w:val="center"/>
-              <w:rPr>
-                <w:rFonts w:ascii="Arial" w:hAnsi="Arial" w:cs="Arial"/>
-                <w:b/>
-              </w:rPr>
-            </w:pPr>
-          </w:p>
-        </w:tc>
-      </w:tr>
-      <w:tr>
-        <w:tc>
-          <w:tcPr>
-            <w:tcW w:w="9918" w:type="dxa"/>
-            <w:tcBorders>
-              <w:top w:val="single" w:sz="4" w:space="0" w:color="000000"/>
-              <w:left w:val="single" w:sz="4" w:space="0" w:color="000000"/>
-              <w:bottom w:val="single" w:sz="4" w:space="0" w:color="000000"/>
-              <w:right w:val="single" w:sz="4" w:space="0" w:color="000000"/>
-            </w:tcBorders>
-            <w:hideMark/>
-          </w:tcPr>
-          <w:p>
-            <w:pPr>
-              <w:tabs>
-                <w:tab w:val="left" w:pos="7020"/>
-              </w:tabs>
-              <w:spacing w:line="360" w:lineRule="auto"/>
-              <w:jc w:val="center"/>
-              <w:rPr>
-                <w:rFonts w:ascii="Arial" w:hAnsi="Arial" w:cs="Arial"/>
-                <w:b/>
-              </w:rPr>
-            </w:pPr>
-            <w:r>
-              <w:rPr>
-                <w:rFonts w:ascii="Arial" w:hAnsi="Arial" w:cs="Arial"/>
-                <w:b/>
-              </w:rPr>
-              <w:t>Are</w:t>
-            </w:r>
-            <w:r>
-              <w:rPr>
-                <w:rFonts w:ascii="Arial" w:hAnsi="Arial" w:cs="Arial"/>
-                <w:b/>
-              </w:rPr>
-              <w:t xml:space="preserve"> there any significant issues impacting on the audit </w:t>
-            </w:r>
-            <w:r>
-              <w:rPr>
-                <w:rFonts w:ascii="Arial" w:hAnsi="Arial" w:cs="Arial"/>
-                <w:b/>
-              </w:rPr>
-              <w:t>programme?</w:t>
-            </w:r>
-          </w:p>
-        </w:tc>
-      </w:tr>
-      <w:tr>
-        <w:tc>
-          <w:tcPr>
-            <w:tcW w:w="9918" w:type="dxa"/>
-            <w:tcBorders>
-              <w:top w:val="single" w:sz="4" w:space="0" w:color="000000"/>
-              <w:left w:val="single" w:sz="4" w:space="0" w:color="000000"/>
-              <w:bottom w:val="single" w:sz="4" w:space="0" w:color="000000"/>
-              <w:right w:val="single" w:sz="4" w:space="0" w:color="000000"/>
-            </w:tcBorders>
-          </w:tcPr>
-          <w:p>
-            <w:pPr>
-              <w:tabs>
-                <w:tab w:val="left" w:pos="7020"/>
-              </w:tabs>
-              <w:spacing w:line="360" w:lineRule="auto"/>
-              <w:jc w:val="center"/>
-              <w:rPr>
-                <w:rFonts w:ascii="Arial" w:hAnsi="Arial" w:cs="Arial"/>
-                <w:b/>
-              </w:rPr>
-            </w:pPr>
-          </w:p>
-        </w:tc>
-      </w:tr>
-      <w:tr>
-        <w:tc>
-          <w:tcPr>
-            <w:tcW w:w="9918" w:type="dxa"/>
-            <w:tcBorders>
-              <w:top w:val="single" w:sz="4" w:space="0" w:color="000000"/>
-              <w:left w:val="single" w:sz="4" w:space="0" w:color="000000"/>
-              <w:bottom w:val="single" w:sz="4" w:space="0" w:color="000000"/>
-              <w:right w:val="single" w:sz="4" w:space="0" w:color="000000"/>
-            </w:tcBorders>
-            <w:hideMark/>
-          </w:tcPr>
-          <w:p>
-            <w:pPr>
-              <w:tabs>
-                <w:tab w:val="left" w:pos="7020"/>
-              </w:tabs>
-              <w:spacing w:line="360" w:lineRule="auto"/>
-              <w:jc w:val="center"/>
-              <w:rPr>
-                <w:rFonts w:ascii="Arial" w:hAnsi="Arial" w:cs="Arial"/>
-                <w:b/>
-              </w:rPr>
-            </w:pPr>
-            <w:r>
-              <w:rPr>
-                <w:rFonts w:ascii="Arial" w:hAnsi="Arial" w:cs="Arial"/>
-                <w:b/>
-              </w:rPr>
-              <w:t>Are</w:t>
-            </w:r>
-            <w:r>
-              <w:rPr>
-                <w:rFonts w:ascii="Arial" w:hAnsi="Arial" w:cs="Arial"/>
-                <w:b/>
-              </w:rPr>
-              <w:t xml:space="preserve"> there any Significant changes, that affect the management system of the client since the last audit took </w:t>
-            </w:r>
-            <w:r>
-              <w:rPr>
-                <w:rFonts w:ascii="Arial" w:hAnsi="Arial" w:cs="Arial"/>
-                <w:b/>
-              </w:rPr>
-              <w:t>place?</w:t>
-            </w:r>
-          </w:p>
-        </w:tc>
-      </w:tr>
-      <w:tr>
-        <w:tc>
-          <w:tcPr>
-            <w:tcW w:w="9918" w:type="dxa"/>
-            <w:tcBorders>
-              <w:top w:val="single" w:sz="4" w:space="0" w:color="000000"/>
-              <w:left w:val="single" w:sz="4" w:space="0" w:color="000000"/>
-              <w:bottom w:val="single" w:sz="4" w:space="0" w:color="000000"/>
-              <w:right w:val="single" w:sz="4" w:space="0" w:color="000000"/>
-            </w:tcBorders>
-          </w:tcPr>
-          <w:p>
-            <w:pPr>
-              <w:tabs>
-                <w:tab w:val="left" w:pos="7020"/>
-              </w:tabs>
-              <w:spacing w:line="360" w:lineRule="auto"/>
-              <w:jc w:val="center"/>
-              <w:rPr>
-                <w:rFonts w:ascii="Arial" w:hAnsi="Arial" w:cs="Arial"/>
-                <w:b/>
-              </w:rPr>
-            </w:pPr>
-          </w:p>
-        </w:tc>
-      </w:tr>
-      <w:tr>
-        <w:tc>
-          <w:tcPr>
-            <w:tcW w:w="9918" w:type="dxa"/>
-            <w:tcBorders>
-              <w:top w:val="single" w:sz="4" w:space="0" w:color="000000"/>
-              <w:left w:val="single" w:sz="4" w:space="0" w:color="000000"/>
-              <w:bottom w:val="single" w:sz="4" w:space="0" w:color="000000"/>
-              <w:right w:val="single" w:sz="4" w:space="0" w:color="000000"/>
-            </w:tcBorders>
-            <w:hideMark/>
-          </w:tcPr>
-          <w:p>
-            <w:pPr>
-              <w:tabs>
-                <w:tab w:val="left" w:pos="7020"/>
-              </w:tabs>
-              <w:spacing w:line="360" w:lineRule="auto"/>
-              <w:jc w:val="center"/>
-              <w:rPr>
-                <w:rFonts w:ascii="Arial" w:hAnsi="Arial" w:cs="Arial"/>
-                <w:b/>
-              </w:rPr>
-            </w:pPr>
-            <w:r>
-              <w:rPr>
-                <w:rFonts w:ascii="Arial" w:hAnsi="Arial" w:cs="Arial"/>
-                <w:b/>
-              </w:rPr>
-              <w:t>Type of audit (single, combined, joint or integrated)</w:t>
-            </w:r>
-          </w:p>
-        </w:tc>
-      </w:tr>
-      <w:tr>
-        <w:tc>
-          <w:tcPr>
-            <w:tcW w:w="9918" w:type="dxa"/>
-            <w:tcBorders>
-              <w:top w:val="single" w:sz="4" w:space="0" w:color="000000"/>
-              <w:left w:val="single" w:sz="4" w:space="0" w:color="000000"/>
-              <w:bottom w:val="single" w:sz="4" w:space="0" w:color="000000"/>
-              <w:right w:val="single" w:sz="4" w:space="0" w:color="000000"/>
-            </w:tcBorders>
-          </w:tcPr>
-          <w:p>
-            <w:pPr>
-              <w:tabs>
-                <w:tab w:val="left" w:pos="7020"/>
-              </w:tabs>
-              <w:spacing w:line="360" w:lineRule="auto"/>
-              <w:jc w:val="center"/>
-              <w:rPr>
-                <w:rFonts w:ascii="Arial" w:hAnsi="Arial" w:cs="Arial"/>
-                <w:b/>
-              </w:rPr>
-            </w:pPr>
-          </w:p>
-        </w:tc>
-      </w:tr>
-      <w:tr>
-        <w:tc>
-          <w:tcPr>
-            <w:tcW w:w="9918" w:type="dxa"/>
-            <w:tcBorders>
-              <w:top w:val="single" w:sz="4" w:space="0" w:color="000000"/>
-              <w:left w:val="single" w:sz="4" w:space="0" w:color="000000"/>
-              <w:bottom w:val="single" w:sz="4" w:space="0" w:color="000000"/>
-              <w:right w:val="single" w:sz="4" w:space="0" w:color="000000"/>
-            </w:tcBorders>
-            <w:hideMark/>
-          </w:tcPr>
-          <w:p>
-            <w:pPr>
-              <w:tabs>
-                <w:tab w:val="left" w:pos="7020"/>
-              </w:tabs>
-              <w:spacing w:line="360" w:lineRule="auto"/>
-              <w:jc w:val="center"/>
-              <w:rPr>
-                <w:rFonts w:ascii="Arial" w:hAnsi="Arial" w:cs="Arial"/>
-                <w:b/>
-              </w:rPr>
-            </w:pPr>
-            <w:r>
-              <w:rPr>
-                <w:rFonts w:ascii="Arial" w:hAnsi="Arial" w:cs="Arial"/>
-                <w:b/>
-              </w:rPr>
-              <w:t xml:space="preserve">Is the certification scope is appropriate to the organization work </w:t>
-            </w:r>
-            <w:r>
-              <w:rPr>
-                <w:rFonts w:ascii="Arial" w:hAnsi="Arial" w:cs="Arial"/>
-                <w:b/>
-              </w:rPr>
-              <w:t>activities:</w:t>
-            </w:r>
-          </w:p>
-        </w:tc>
-      </w:tr>
-      <w:tr>
-        <w:tc>
-          <w:tcPr>
-            <w:tcW w:w="9918" w:type="dxa"/>
-            <w:tcBorders>
-              <w:top w:val="single" w:sz="4" w:space="0" w:color="000000"/>
-              <w:left w:val="single" w:sz="4" w:space="0" w:color="000000"/>
-              <w:bottom w:val="single" w:sz="4" w:space="0" w:color="000000"/>
-              <w:right w:val="single" w:sz="4" w:space="0" w:color="000000"/>
-            </w:tcBorders>
-          </w:tcPr>
-          <w:p>
-            <w:pPr>
-              <w:tabs>
-                <w:tab w:val="left" w:pos="7020"/>
-              </w:tabs>
-              <w:spacing w:line="360" w:lineRule="auto"/>
-              <w:jc w:val="center"/>
-              <w:rPr>
-                <w:rFonts w:ascii="Arial" w:hAnsi="Arial" w:cs="Arial"/>
-                <w:b/>
-              </w:rPr>
-            </w:pPr>
-          </w:p>
-        </w:tc>
-      </w:tr>
-      <w:tr>
-        <w:tc>
-          <w:tcPr>
-            <w:tcW w:w="9918" w:type="dxa"/>
-            <w:tcBorders>
-              <w:top w:val="single" w:sz="4" w:space="0" w:color="000000"/>
-              <w:left w:val="single" w:sz="4" w:space="0" w:color="000000"/>
-              <w:bottom w:val="single" w:sz="4" w:space="0" w:color="000000"/>
-              <w:right w:val="single" w:sz="4" w:space="0" w:color="000000"/>
-            </w:tcBorders>
-            <w:hideMark/>
-          </w:tcPr>
-          <w:p>
-            <w:pPr>
-              <w:tabs>
-                <w:tab w:val="left" w:pos="7020"/>
-              </w:tabs>
-              <w:spacing w:line="360" w:lineRule="auto"/>
-              <w:jc w:val="center"/>
-              <w:rPr>
-                <w:rFonts w:ascii="Arial" w:hAnsi="Arial" w:cs="Arial"/>
-                <w:b/>
-              </w:rPr>
-            </w:pPr>
-            <w:r>
-              <w:rPr>
-                <w:rFonts w:ascii="Arial" w:hAnsi="Arial" w:cs="Arial"/>
-                <w:b/>
-              </w:rPr>
-              <w:t>Comments on a conclusion on the appropriateness of the certification scope</w:t>
-            </w:r>
-          </w:p>
-        </w:tc>
-      </w:tr>
-      <w:tr>
-        <w:tc>
-          <w:tcPr>
-            <w:tcW w:w="9918" w:type="dxa"/>
-            <w:tcBorders>
-              <w:top w:val="single" w:sz="4" w:space="0" w:color="000000"/>
-              <w:left w:val="single" w:sz="4" w:space="0" w:color="000000"/>
-              <w:bottom w:val="single" w:sz="4" w:space="0" w:color="000000"/>
-              <w:right w:val="single" w:sz="4" w:space="0" w:color="000000"/>
-            </w:tcBorders>
-          </w:tcPr>
-          <w:p>
-            <w:pPr>
-              <w:jc w:val="center"/>
-              <w:rPr>
-                <w:rFonts w:ascii="Arial" w:hAnsi="Arial" w:cs="Arial"/>
-                <w:b/>
+                <w:u w:val="single"/>
               </w:rPr>
             </w:pPr>
           </w:p>
         </w:tc>
       </w:tr>
     </w:tbl>
+    <w:p>
+      <w:pPr>
+        <w:rPr>
+          <w:rFonts w:ascii="Arial" w:hAnsi="Arial" w:cs="Arial"/>
+          <w:b/>
+          <w:u w:val="single"/>
+        </w:rPr>
+      </w:pPr>
+    </w:p>
     <w:p>
       <w:pPr>
         <w:jc w:val="center"/>
         <w:rPr>
           <w:rFonts w:ascii="Arial" w:hAnsi="Arial" w:cs="Arial"/>
           <w:b/>
+          <w:color w:val="FF0000"/>
+          <w:u w:val="single"/>
+        </w:rPr>
+      </w:pPr>
+      <w:r>
+        <w:rPr>
+          <w:rFonts w:ascii="Arial" w:hAnsi="Arial" w:cs="Arial"/>
+          <w:b/>
+          <w:color w:val="FF0000"/>
+          <w:u w:val="single"/>
+        </w:rPr>
+        <w:t>Status of inadequacies raised in stage-1</w:t>
+      </w:r>
+    </w:p>
+    <w:tbl>
+      <w:tblPr>
+        <w:tblW w:w="0" w:type="auto"/>
+        <w:tblBorders>
+          <w:top w:val="single" w:sz="4" w:space="0" w:color="000000"/>
+          <w:left w:val="single" w:sz="4" w:space="0" w:color="000000"/>
+          <w:bottom w:val="single" w:sz="4" w:space="0" w:color="000000"/>
+          <w:right w:val="single" w:sz="4" w:space="0" w:color="000000"/>
+          <w:insideH w:val="single" w:sz="4" w:space="0" w:color="000000"/>
+          <w:insideV w:val="single" w:sz="4" w:space="0" w:color="000000"/>
+        </w:tblBorders>
+        <w:tblLook w:val="04A0" w:firstRow="1" w:lastRow="0" w:firstColumn="1" w:lastColumn="0" w:noHBand="0" w:noVBand="1"/>
+      </w:tblPr>
+      <w:tblGrid>
+        <w:gridCol w:w="9576"/>
+      </w:tblGrid>
+      <w:tr>
+        <w:tc>
+          <w:tcPr>
+            <w:tcW w:w="9576" w:type="dxa"/>
+            <w:shd w:val="clear" w:color="auto" w:fill="auto"/>
+          </w:tcPr>
+          <w:p>
+            <w:pPr>
+              <w:rPr>
+                <w:rFonts w:cs="Calibri"/>
+                <w:b/>
+                <w:sz w:val="28"/>
+                <w:szCs w:val="28"/>
+              </w:rPr>
+            </w:pPr>
+            <w:r>
+              <w:rPr>
+                <w:rFonts w:cs="Calibri"/>
+                <w:b/>
+                <w:sz w:val="28"/>
+                <w:szCs w:val="28"/>
+              </w:rPr>
+              <w:t>Non conformities raised in Stage-1:</w:t>
+            </w:r>
+          </w:p>
+          <w:p>
+            <w:pPr>
+              <w:rPr>
+                <w:rFonts w:ascii="Arial" w:hAnsi="Arial" w:cs="Arial"/>
+                <w:b/>
+                <w:u w:val="single"/>
+              </w:rPr>
+            </w:pPr>
+          </w:p>
+        </w:tc>
+      </w:tr>
+    </w:tbl>
+    <w:p>
+      <w:pPr>
+        <w:jc w:val="center"/>
+        <w:rPr>
+          <w:rFonts w:ascii="Arial" w:hAnsi="Arial" w:cs="Arial"/>
+          <w:b/>
+          <w:color w:val="FF0000"/>
+          <w:u w:val="single"/>
+        </w:rPr>
+      </w:pPr>
+      <w:r>
+        <w:rPr>
+          <w:rFonts w:ascii="Arial" w:hAnsi="Arial" w:cs="Arial"/>
+          <w:b/>
+          <w:color w:val="FF0000"/>
+          <w:u w:val="single"/>
+        </w:rPr>
+        <w:lastRenderedPageBreak/>
+        <w:t>Observations</w:t>
+      </w:r>
+      <w:r>
+        <w:rPr>
+          <w:rFonts w:ascii="Arial" w:hAnsi="Arial" w:cs="Arial"/>
+          <w:b/>
+          <w:color w:val="FF0000"/>
+          <w:u w:val="single"/>
+        </w:rPr>
+        <w:t xml:space="preserve"> in Stage-1</w:t>
+      </w:r>
+      <w:r>
+        <w:rPr>
+          <w:rFonts w:ascii="Arial" w:hAnsi="Arial" w:cs="Arial"/>
+          <w:b/>
+          <w:color w:val="FF0000"/>
+          <w:u w:val="single"/>
+        </w:rPr>
+        <w:t>:</w:t>
+      </w:r>
+    </w:p>
+    <w:tbl>
+      <w:tblPr>
+        <w:tblW w:w="0" w:type="auto"/>
+        <w:tblBorders>
+          <w:top w:val="single" w:sz="4" w:space="0" w:color="000000"/>
+          <w:left w:val="single" w:sz="4" w:space="0" w:color="000000"/>
+          <w:bottom w:val="single" w:sz="4" w:space="0" w:color="000000"/>
+          <w:right w:val="single" w:sz="4" w:space="0" w:color="000000"/>
+          <w:insideH w:val="single" w:sz="4" w:space="0" w:color="000000"/>
+          <w:insideV w:val="single" w:sz="4" w:space="0" w:color="000000"/>
+        </w:tblBorders>
+        <w:tblLook w:val="04A0" w:firstRow="1" w:lastRow="0" w:firstColumn="1" w:lastColumn="0" w:noHBand="0" w:noVBand="1"/>
+      </w:tblPr>
+      <w:tblGrid>
+        <w:gridCol w:w="9576"/>
+      </w:tblGrid>
+      <w:tr>
+        <w:tc>
+          <w:tcPr>
+            <w:tcW w:w="9576" w:type="dxa"/>
+            <w:shd w:val="clear" w:color="auto" w:fill="auto"/>
+          </w:tcPr>
+          <w:p>
+            <w:pPr>
+              <w:rPr>
+                <w:rFonts w:ascii="Arial" w:hAnsi="Arial" w:cs="Arial"/>
+                <w:b/>
+              </w:rPr>
+            </w:pPr>
+            <w:r>
+              <w:rPr>
+                <w:rFonts w:ascii="Arial" w:hAnsi="Arial" w:cs="Arial"/>
+                <w:b/>
+              </w:rPr>
+              <w:t>Observations raised in Stage-1:</w:t>
+            </w:r>
+          </w:p>
+          <w:p>
+            <w:pPr>
+              <w:rPr>
+                <w:rFonts w:ascii="Arial" w:hAnsi="Arial" w:cs="Arial"/>
+                <w:b/>
+                <w:u w:val="single"/>
+              </w:rPr>
+            </w:pPr>
+          </w:p>
+        </w:tc>
+      </w:tr>
+    </w:tbl>
+    <w:p>
+      <w:pPr>
+        <w:rPr>
+          <w:rFonts w:ascii="Arial" w:hAnsi="Arial" w:cs="Arial"/>
+          <w:b/>
+          <w:color w:val="FF0000"/>
           <w:u w:val="single"/>
         </w:rPr>
       </w:pPr>
@@ -2805,386 +2773,9 @@
         </w:rPr>
       </w:pPr>
     </w:p>
-    <w:tbl>
-      <w:tblPr>
-        <w:tblW w:w="0" w:type="auto"/>
-        <w:tblBorders>
-          <w:top w:val="single" w:sz="4" w:space="0" w:color="000000"/>
-          <w:left w:val="single" w:sz="4" w:space="0" w:color="000000"/>
-          <w:bottom w:val="single" w:sz="4" w:space="0" w:color="000000"/>
-          <w:right w:val="single" w:sz="4" w:space="0" w:color="000000"/>
-          <w:insideH w:val="single" w:sz="4" w:space="0" w:color="000000"/>
-          <w:insideV w:val="single" w:sz="4" w:space="0" w:color="000000"/>
-        </w:tblBorders>
-        <w:tblLook w:val="04A0" w:firstRow="1" w:lastRow="0" w:firstColumn="1" w:lastColumn="0" w:noHBand="0" w:noVBand="1"/>
-      </w:tblPr>
-      <w:tblGrid>
-        <w:gridCol w:w="9576"/>
-      </w:tblGrid>
-      <w:tr>
-        <w:tc>
-          <w:tcPr>
-            <w:tcW w:w="9576" w:type="dxa"/>
-          </w:tcPr>
-          <w:p>
-            <w:pPr>
-              <w:widowControl w:val="0"/>
-              <w:autoSpaceDE w:val="0"/>
-              <w:autoSpaceDN w:val="0"/>
-              <w:adjustRightInd w:val="0"/>
-              <w:rPr>
-                <w:rFonts w:ascii="Times New Roman" w:eastAsia="Times New Roman" w:hAnsi="Times New Roman"/>
-                <w:b/>
-                <w:bCs/>
-                <w:spacing w:val="-1"/>
-                <w:sz w:val="24"/>
-                <w:szCs w:val="24"/>
-              </w:rPr>
-            </w:pPr>
-            <w:r>
-              <w:rPr>
-                <w:rFonts w:ascii="Times New Roman" w:eastAsia="Times New Roman" w:hAnsi="Times New Roman"/>
-                <w:b/>
-                <w:bCs/>
-                <w:spacing w:val="-1"/>
-                <w:sz w:val="24"/>
-                <w:szCs w:val="24"/>
-              </w:rPr>
-              <w:t>Non-Conformities</w:t>
-            </w:r>
-            <w:r>
-              <w:rPr>
-                <w:rFonts w:ascii="Times New Roman" w:eastAsia="Times New Roman" w:hAnsi="Times New Roman"/>
-                <w:b/>
-                <w:bCs/>
-                <w:spacing w:val="-1"/>
-                <w:sz w:val="24"/>
-                <w:szCs w:val="24"/>
-              </w:rPr>
-              <w:t xml:space="preserve"> Raised </w:t>
-            </w:r>
-          </w:p>
-          <w:p>
-            <w:pPr>
-              <w:rPr>
-                <w:rFonts w:ascii="Times New Roman" w:hAnsi="Times New Roman"/>
-                <w:sz w:val="24"/>
-                <w:szCs w:val="24"/>
-              </w:rPr>
-            </w:pPr>
-            <w:r>
-              <w:rPr>
-                <w:rFonts w:ascii="Times New Roman" w:eastAsia="Times New Roman" w:hAnsi="Times New Roman"/>
-                <w:b/>
-                <w:bCs/>
-                <w:spacing w:val="-1"/>
-                <w:sz w:val="24"/>
-                <w:szCs w:val="24"/>
-              </w:rPr>
-              <w:t>___Minor</w:t>
-            </w:r>
-            <w:r>
-              <w:rPr>
-                <w:rFonts w:ascii="Times New Roman" w:hAnsi="Times New Roman"/>
-                <w:b/>
-                <w:bCs/>
-                <w:spacing w:val="-1"/>
-                <w:sz w:val="24"/>
-                <w:szCs w:val="24"/>
-              </w:rPr>
-              <w:t>______Major</w:t>
-            </w:r>
-            <w:r>
-              <w:rPr>
-                <w:rFonts w:ascii="Times New Roman" w:eastAsia="Times New Roman" w:hAnsi="Times New Roman"/>
-                <w:b/>
-                <w:bCs/>
-                <w:spacing w:val="-1"/>
-                <w:sz w:val="24"/>
-                <w:szCs w:val="24"/>
-              </w:rPr>
-              <w:t xml:space="preserve"> </w:t>
-            </w:r>
-            <w:r>
-              <w:rPr>
-                <w:rFonts w:ascii="Times New Roman" w:eastAsia="Times New Roman" w:hAnsi="Times New Roman"/>
-                <w:b/>
-                <w:bCs/>
-                <w:spacing w:val="-1"/>
-                <w:sz w:val="24"/>
-                <w:szCs w:val="24"/>
-              </w:rPr>
-              <w:t>Non-conformance</w:t>
-            </w:r>
-            <w:r>
-              <w:rPr>
-                <w:rFonts w:ascii="Times New Roman" w:eastAsia="Times New Roman" w:hAnsi="Times New Roman"/>
-                <w:b/>
-                <w:bCs/>
-                <w:spacing w:val="-1"/>
-                <w:sz w:val="24"/>
-                <w:szCs w:val="24"/>
-              </w:rPr>
-              <w:t xml:space="preserve"> identified in the Stage </w:t>
-            </w:r>
-            <w:r>
-              <w:rPr>
-                <w:rFonts w:ascii="Times New Roman" w:hAnsi="Times New Roman"/>
-                <w:b/>
-                <w:bCs/>
-                <w:spacing w:val="-1"/>
-                <w:sz w:val="24"/>
-                <w:szCs w:val="24"/>
-              </w:rPr>
-              <w:t>2</w:t>
-            </w:r>
-            <w:r>
-              <w:rPr>
-                <w:rFonts w:ascii="Times New Roman" w:eastAsia="Times New Roman" w:hAnsi="Times New Roman"/>
-                <w:b/>
-                <w:bCs/>
-                <w:spacing w:val="-1"/>
-                <w:sz w:val="24"/>
-                <w:szCs w:val="24"/>
-              </w:rPr>
-              <w:t xml:space="preserve"> </w:t>
-            </w:r>
-            <w:r>
-              <w:rPr>
-                <w:rFonts w:ascii="Times New Roman" w:eastAsia="Times New Roman" w:hAnsi="Times New Roman"/>
-                <w:b/>
-                <w:bCs/>
-                <w:spacing w:val="-1"/>
-                <w:sz w:val="24"/>
-                <w:szCs w:val="24"/>
-              </w:rPr>
-              <w:t>audit, details</w:t>
-            </w:r>
-            <w:r>
-              <w:rPr>
-                <w:rFonts w:ascii="Times New Roman" w:eastAsia="Times New Roman" w:hAnsi="Times New Roman"/>
-                <w:b/>
-                <w:bCs/>
-                <w:spacing w:val="-1"/>
-                <w:sz w:val="24"/>
-                <w:szCs w:val="24"/>
-              </w:rPr>
-              <w:t xml:space="preserve"> of </w:t>
-            </w:r>
-            <w:r>
-              <w:rPr>
-                <w:rFonts w:ascii="Times New Roman" w:eastAsia="Times New Roman" w:hAnsi="Times New Roman"/>
-                <w:b/>
-                <w:bCs/>
-                <w:spacing w:val="-1"/>
-                <w:sz w:val="24"/>
-                <w:szCs w:val="24"/>
-              </w:rPr>
-              <w:t>Non-Conformance</w:t>
-            </w:r>
-            <w:r>
-              <w:rPr>
-                <w:rFonts w:ascii="Times New Roman" w:eastAsia="Times New Roman" w:hAnsi="Times New Roman"/>
-                <w:b/>
-                <w:bCs/>
-                <w:spacing w:val="-1"/>
-                <w:sz w:val="24"/>
-                <w:szCs w:val="24"/>
-              </w:rPr>
-              <w:t xml:space="preserve"> in CAR From (</w:t>
-            </w:r>
-            <w:r>
-              <w:rPr>
-                <w:rFonts w:ascii="Times New Roman" w:eastAsia="Times New Roman" w:hAnsi="Times New Roman"/>
-                <w:b/>
-                <w:bCs/>
-                <w:spacing w:val="-1"/>
-                <w:sz w:val="24"/>
-                <w:szCs w:val="24"/>
-              </w:rPr>
-              <w:t>AGI</w:t>
-            </w:r>
-            <w:r>
-              <w:rPr>
-                <w:rFonts w:ascii="Times New Roman" w:eastAsia="Times New Roman" w:hAnsi="Times New Roman"/>
-                <w:b/>
-                <w:bCs/>
-                <w:spacing w:val="-1"/>
-                <w:sz w:val="24"/>
-                <w:szCs w:val="24"/>
-              </w:rPr>
-              <w:t xml:space="preserve"> </w:t>
-            </w:r>
-            <w:r>
-              <w:rPr>
-                <w:rFonts w:ascii="Times New Roman" w:eastAsia="Times New Roman" w:hAnsi="Times New Roman"/>
-                <w:b/>
-                <w:bCs/>
-                <w:spacing w:val="-1"/>
-                <w:sz w:val="24"/>
-                <w:szCs w:val="24"/>
-              </w:rPr>
-              <w:t xml:space="preserve">-F-28) </w:t>
-            </w:r>
-            <w:r>
-              <w:rPr>
-                <w:rFonts w:ascii="Times New Roman" w:eastAsia="Times New Roman" w:hAnsi="Times New Roman"/>
-                <w:bCs/>
-                <w:spacing w:val="-1"/>
-                <w:sz w:val="24"/>
-                <w:szCs w:val="24"/>
-              </w:rPr>
-              <w:t>(Note: the detailed NC is to be submitted and accepted by the client on (</w:t>
-            </w:r>
-            <w:r>
-              <w:rPr>
-                <w:rFonts w:ascii="Times New Roman" w:eastAsia="Times New Roman" w:hAnsi="Times New Roman"/>
-                <w:bCs/>
-                <w:spacing w:val="-1"/>
-                <w:sz w:val="24"/>
-                <w:szCs w:val="24"/>
-              </w:rPr>
-              <w:t>AGI</w:t>
-            </w:r>
-            <w:r>
-              <w:rPr>
-                <w:rFonts w:ascii="Times New Roman" w:eastAsia="Times New Roman" w:hAnsi="Times New Roman"/>
-                <w:bCs/>
-                <w:spacing w:val="-1"/>
-                <w:sz w:val="24"/>
-                <w:szCs w:val="24"/>
-              </w:rPr>
-              <w:t xml:space="preserve"> </w:t>
-            </w:r>
-            <w:r>
-              <w:rPr>
-                <w:rFonts w:ascii="Times New Roman" w:eastAsia="Times New Roman" w:hAnsi="Times New Roman"/>
-                <w:bCs/>
-                <w:spacing w:val="-1"/>
-                <w:sz w:val="24"/>
-                <w:szCs w:val="24"/>
-              </w:rPr>
-              <w:t>-F-</w:t>
-            </w:r>
-            <w:r>
-              <w:rPr>
-                <w:rFonts w:ascii="Times New Roman" w:eastAsia="Times New Roman" w:hAnsi="Times New Roman"/>
-                <w:bCs/>
-                <w:spacing w:val="-1"/>
-                <w:sz w:val="24"/>
-                <w:szCs w:val="24"/>
-              </w:rPr>
-              <w:t xml:space="preserve"> 2</w:t>
-            </w:r>
-            <w:r>
-              <w:rPr>
-                <w:rFonts w:ascii="Times New Roman" w:eastAsia="Times New Roman" w:hAnsi="Times New Roman"/>
-                <w:bCs/>
-                <w:spacing w:val="-1"/>
-                <w:sz w:val="24"/>
-                <w:szCs w:val="24"/>
-              </w:rPr>
-              <w:t>8</w:t>
-            </w:r>
-            <w:r>
-              <w:rPr>
-                <w:rFonts w:ascii="Times New Roman" w:eastAsia="Times New Roman" w:hAnsi="Times New Roman"/>
-                <w:bCs/>
-                <w:spacing w:val="-1"/>
-                <w:sz w:val="24"/>
-                <w:szCs w:val="24"/>
-              </w:rPr>
-              <w:t>)</w:t>
-            </w:r>
-            <w:r>
-              <w:rPr>
-                <w:rFonts w:ascii="Times New Roman" w:eastAsia="Times New Roman" w:hAnsi="Times New Roman"/>
-                <w:bCs/>
-                <w:spacing w:val="-1"/>
-                <w:sz w:val="24"/>
-                <w:szCs w:val="24"/>
-              </w:rPr>
-              <w:t>.</w:t>
-            </w:r>
-            <w:r>
-              <w:rPr>
-                <w:rFonts w:ascii="Times New Roman" w:eastAsia="Times New Roman" w:hAnsi="Times New Roman"/>
-                <w:iCs/>
-                <w:sz w:val="24"/>
-                <w:szCs w:val="24"/>
-              </w:rPr>
-              <w:t xml:space="preserve"> Please</w:t>
-            </w:r>
-            <w:r>
-              <w:rPr>
-                <w:rFonts w:ascii="Times New Roman" w:eastAsia="Times New Roman" w:hAnsi="Times New Roman"/>
-                <w:iCs/>
-                <w:sz w:val="24"/>
-                <w:szCs w:val="24"/>
-              </w:rPr>
-              <w:t xml:space="preserve"> respond by using your own corrective action form and include the root cause analysis with systemic corrective action. Failure to include root cause analysis with systemic corrective</w:t>
-            </w:r>
-            <w:r>
-              <w:rPr>
-                <w:rFonts w:ascii="Times New Roman" w:eastAsia="Times New Roman" w:hAnsi="Times New Roman"/>
-                <w:iCs/>
-                <w:spacing w:val="-1"/>
-                <w:sz w:val="24"/>
-                <w:szCs w:val="24"/>
-              </w:rPr>
-              <w:t xml:space="preserve"> </w:t>
-            </w:r>
-            <w:r>
-              <w:rPr>
-                <w:rFonts w:ascii="Times New Roman" w:eastAsia="Times New Roman" w:hAnsi="Times New Roman"/>
-                <w:iCs/>
-                <w:sz w:val="24"/>
-                <w:szCs w:val="24"/>
-              </w:rPr>
-              <w:t>action will result in your responses being rejected by Lead Auditor</w:t>
-            </w:r>
-          </w:p>
-        </w:tc>
-      </w:tr>
-    </w:tbl>
     <w:p>
       <w:pPr>
-        <w:rPr>
-          <w:rFonts w:ascii="Times New Roman" w:hAnsi="Times New Roman"/>
-          <w:sz w:val="24"/>
-          <w:szCs w:val="24"/>
-        </w:rPr>
-      </w:pPr>
-    </w:p>
-    <w:p>
-      <w:pPr>
         <w:spacing w:line="360" w:lineRule="auto"/>
-        <w:ind w:firstLine="720"/>
-        <w:jc w:val="center"/>
-        <w:rPr>
-          <w:rFonts w:ascii="Arial" w:hAnsi="Arial" w:cs="Arial"/>
-          <w:b/>
-          <w:u w:val="single"/>
-        </w:rPr>
-      </w:pPr>
-    </w:p>
-    <w:p>
-      <w:pPr>
-        <w:spacing w:line="360" w:lineRule="auto"/>
-        <w:ind w:firstLine="720"/>
-        <w:jc w:val="center"/>
-        <w:rPr>
-          <w:rFonts w:ascii="Arial" w:hAnsi="Arial" w:cs="Arial"/>
-          <w:b/>
-          <w:u w:val="single"/>
-        </w:rPr>
-      </w:pPr>
-    </w:p>
-    <w:p>
-      <w:pPr>
-        <w:spacing w:line="360" w:lineRule="auto"/>
-        <w:ind w:firstLine="720"/>
-        <w:jc w:val="center"/>
         <w:rPr>
           <w:rFonts w:ascii="Arial" w:hAnsi="Arial" w:cs="Arial"/>
           <w:b/>
@@ -3259,7 +2850,6 @@
                 <w:b/>
                 <w:i/>
               </w:rPr>
-              <w:lastRenderedPageBreak/>
               <w:t>Sl. N.</w:t>
             </w:r>
           </w:p>
@@ -3555,7 +3145,15 @@
                 <w:rFonts w:ascii="Arial" w:hAnsi="Arial" w:cs="Arial"/>
                 <w:i/>
               </w:rPr>
-              <w:t xml:space="preserve">Opportunity for organization’s business and </w:t>
+              <w:t xml:space="preserve">Opportunity for organization’s </w:t>
+            </w:r>
+            <w:r>
+              <w:rPr>
+                <w:rFonts w:ascii="Arial" w:hAnsi="Arial" w:cs="Arial"/>
+                <w:i/>
+              </w:rPr>
+              <w:lastRenderedPageBreak/>
+              <w:t xml:space="preserve">business and </w:t>
             </w:r>
             <w:r>
               <w:rPr>
@@ -4318,7 +3916,6 @@
                 <w:rFonts w:cs="Calibri"/>
                 <w:b/>
               </w:rPr>
-              <w:lastRenderedPageBreak/>
               <w:t>5.2</w:t>
             </w:r>
           </w:p>
@@ -4416,7 +4013,14 @@
               <w:rPr>
                 <w:rFonts w:cs="Calibri"/>
               </w:rPr>
-              <w:t>Evidence that organizational ROLES, RESPONSIBILITIES &amp; AUTHORITIES have been appropriately assigned, resourced and communicated. (5.3)</w:t>
+              <w:t xml:space="preserve">Evidence that organizational ROLES, RESPONSIBILITIES &amp; AUTHORITIES have been appropriately assigned, resourced and communicated. </w:t>
+            </w:r>
+            <w:r>
+              <w:rPr>
+                <w:rFonts w:cs="Calibri"/>
+              </w:rPr>
+              <w:lastRenderedPageBreak/>
+              <w:t>(5.3)</w:t>
             </w:r>
           </w:p>
         </w:tc>
@@ -4435,6 +4039,7 @@
               <w:rPr>
                 <w:rFonts w:cs="Calibri"/>
               </w:rPr>
+              <w:lastRenderedPageBreak/>
               <w:t>{{clause}}</w:t>
             </w:r>
           </w:p>
@@ -4920,14 +4525,7 @@
               <w:rPr>
                 <w:rFonts w:cs="Calibri"/>
               </w:rPr>
-              <w:t xml:space="preserve">Assessment of OH&amp;S risks and </w:t>
-            </w:r>
-            <w:r>
-              <w:rPr>
-                <w:rFonts w:cs="Calibri"/>
-              </w:rPr>
-              <w:lastRenderedPageBreak/>
-              <w:t xml:space="preserve">other risks </w:t>
+              <w:t xml:space="preserve">Assessment of OH&amp;S risks and other risks </w:t>
             </w:r>
             <w:r>
               <w:rPr>
@@ -4958,6 +4556,272 @@
               <w:rPr>
                 <w:rFonts w:cs="Calibri"/>
               </w:rPr>
+              <w:t>{{clause}}</w:t>
+            </w:r>
+          </w:p>
+        </w:tc>
+        <w:tc>
+          <w:tcPr>
+            <w:tcW w:w="4518" w:type="dxa"/>
+          </w:tcPr>
+          <w:p>
+            <w:pPr>
+              <w:rPr>
+                <w:rFonts w:cs="Calibri"/>
+              </w:rPr>
+            </w:pPr>
+            <w:r>
+              <w:rPr>
+                <w:rFonts w:cs="Calibri"/>
+              </w:rPr>
+              <w:t>Replace according to the prompt</w:t>
+            </w:r>
+          </w:p>
+        </w:tc>
+      </w:tr>
+      <w:tr>
+        <w:tc>
+          <w:tcPr>
+            <w:tcW w:w="970" w:type="dxa"/>
+          </w:tcPr>
+          <w:p>
+            <w:pPr>
+              <w:rPr>
+                <w:rFonts w:cs="Calibri"/>
+                <w:b/>
+              </w:rPr>
+            </w:pPr>
+            <w:r>
+              <w:rPr>
+                <w:rFonts w:cs="Calibri"/>
+                <w:b/>
+              </w:rPr>
+              <w:t>6.1.2.3</w:t>
+            </w:r>
+          </w:p>
+        </w:tc>
+        <w:tc>
+          <w:tcPr>
+            <w:tcW w:w="3040" w:type="dxa"/>
+          </w:tcPr>
+          <w:p>
+            <w:pPr>
+              <w:ind w:right="-108"/>
+              <w:rPr>
+                <w:rFonts w:cs="Calibri"/>
+              </w:rPr>
+            </w:pPr>
+            <w:r>
+              <w:rPr>
+                <w:rFonts w:cs="Calibri"/>
+              </w:rPr>
+              <w:t xml:space="preserve">Assessment of OH&amp;S opportunities </w:t>
+            </w:r>
+          </w:p>
+        </w:tc>
+        <w:tc>
+          <w:tcPr>
+            <w:tcW w:w="1048" w:type="dxa"/>
+            <w:gridSpan w:val="2"/>
+          </w:tcPr>
+          <w:p>
+            <w:pPr>
+              <w:rPr>
+                <w:rFonts w:cs="Calibri"/>
+              </w:rPr>
+            </w:pPr>
+            <w:r>
+              <w:rPr>
+                <w:rFonts w:cs="Calibri"/>
+              </w:rPr>
+              <w:t>{{clause}}</w:t>
+            </w:r>
+          </w:p>
+        </w:tc>
+        <w:tc>
+          <w:tcPr>
+            <w:tcW w:w="4518" w:type="dxa"/>
+          </w:tcPr>
+          <w:p>
+            <w:pPr>
+              <w:rPr>
+                <w:rFonts w:cs="Calibri"/>
+              </w:rPr>
+            </w:pPr>
+            <w:r>
+              <w:rPr>
+                <w:rFonts w:cs="Calibri"/>
+              </w:rPr>
+              <w:t>Replace according to the prompt</w:t>
+            </w:r>
+          </w:p>
+        </w:tc>
+      </w:tr>
+      <w:tr>
+        <w:tc>
+          <w:tcPr>
+            <w:tcW w:w="970" w:type="dxa"/>
+          </w:tcPr>
+          <w:p>
+            <w:pPr>
+              <w:rPr>
+                <w:rFonts w:cs="Calibri"/>
+                <w:b/>
+              </w:rPr>
+            </w:pPr>
+            <w:r>
+              <w:rPr>
+                <w:rFonts w:cs="Calibri"/>
+                <w:b/>
+              </w:rPr>
+              <w:t>6.1.3</w:t>
+            </w:r>
+          </w:p>
+        </w:tc>
+        <w:tc>
+          <w:tcPr>
+            <w:tcW w:w="3040" w:type="dxa"/>
+          </w:tcPr>
+          <w:p>
+            <w:pPr>
+              <w:ind w:right="-108"/>
+              <w:rPr>
+                <w:rFonts w:cs="Calibri"/>
+              </w:rPr>
+            </w:pPr>
+            <w:r>
+              <w:rPr>
+                <w:rFonts w:cs="Calibri"/>
+              </w:rPr>
+              <w:t>Determination of L</w:t>
+            </w:r>
+            <w:r>
+              <w:rPr>
+                <w:rFonts w:cs="Calibri"/>
+              </w:rPr>
+              <w:t>egal</w:t>
+            </w:r>
+            <w:r>
+              <w:rPr>
+                <w:rFonts w:cs="Calibri"/>
+              </w:rPr>
+              <w:t xml:space="preserve"> R</w:t>
+            </w:r>
+            <w:r>
+              <w:rPr>
+                <w:rFonts w:cs="Calibri"/>
+              </w:rPr>
+              <w:t>equirements</w:t>
+            </w:r>
+            <w:r>
+              <w:rPr>
+                <w:rFonts w:cs="Calibri"/>
+              </w:rPr>
+              <w:t xml:space="preserve"> &amp; Other Requirements for OH&amp;SMS &amp; meets ISO 45001:2018 </w:t>
+            </w:r>
+          </w:p>
+        </w:tc>
+        <w:tc>
+          <w:tcPr>
+            <w:tcW w:w="1048" w:type="dxa"/>
+            <w:gridSpan w:val="2"/>
+          </w:tcPr>
+          <w:p>
+            <w:pPr>
+              <w:rPr>
+                <w:rFonts w:cs="Calibri"/>
+              </w:rPr>
+            </w:pPr>
+            <w:r>
+              <w:rPr>
+                <w:rFonts w:cs="Calibri"/>
+              </w:rPr>
+              <w:t>{{clause}}</w:t>
+            </w:r>
+          </w:p>
+        </w:tc>
+        <w:tc>
+          <w:tcPr>
+            <w:tcW w:w="4518" w:type="dxa"/>
+          </w:tcPr>
+          <w:p>
+            <w:pPr>
+              <w:rPr>
+                <w:rFonts w:cs="Calibri"/>
+                <w:color w:val="FF0000"/>
+              </w:rPr>
+            </w:pPr>
+            <w:r>
+              <w:rPr>
+                <w:rFonts w:cs="Calibri"/>
+              </w:rPr>
+              <w:t>Replace according to the prompt</w:t>
+            </w:r>
+          </w:p>
+        </w:tc>
+      </w:tr>
+      <w:tr>
+        <w:tc>
+          <w:tcPr>
+            <w:tcW w:w="970" w:type="dxa"/>
+          </w:tcPr>
+          <w:p>
+            <w:pPr>
+              <w:rPr>
+                <w:rFonts w:cs="Calibri"/>
+                <w:b/>
+              </w:rPr>
+            </w:pPr>
+            <w:r>
+              <w:rPr>
+                <w:rFonts w:cs="Calibri"/>
+                <w:b/>
+              </w:rPr>
+              <w:t>6.1.4</w:t>
+            </w:r>
+          </w:p>
+        </w:tc>
+        <w:tc>
+          <w:tcPr>
+            <w:tcW w:w="3040" w:type="dxa"/>
+          </w:tcPr>
+          <w:p>
+            <w:pPr>
+              <w:ind w:right="-108"/>
+              <w:rPr>
+                <w:rFonts w:cs="Calibri"/>
+              </w:rPr>
+            </w:pPr>
+            <w:r>
+              <w:rPr>
+                <w:rFonts w:cs="Calibri"/>
+              </w:rPr>
+              <w:t xml:space="preserve">Evidence that the organizations planning takes into </w:t>
+            </w:r>
+            <w:r>
+              <w:rPr>
+                <w:rFonts w:cs="Calibri"/>
+              </w:rPr>
+              <w:lastRenderedPageBreak/>
+              <w:t xml:space="preserve">consideration actions to address:  significant OH&amp;S hazards &amp; risks; compliance obligations; risks and opportunities </w:t>
+            </w:r>
+          </w:p>
+        </w:tc>
+        <w:tc>
+          <w:tcPr>
+            <w:tcW w:w="1048" w:type="dxa"/>
+            <w:gridSpan w:val="2"/>
+          </w:tcPr>
+          <w:p>
+            <w:pPr>
+              <w:rPr>
+                <w:rFonts w:cs="Calibri"/>
+              </w:rPr>
+            </w:pPr>
+            <w:r>
+              <w:rPr>
+                <w:rFonts w:cs="Calibri"/>
+              </w:rPr>
               <w:lastRenderedPageBreak/>
               <w:t>{{clause}}</w:t>
             </w:r>
@@ -4999,7 +4863,7 @@
                 <w:rFonts w:cs="Calibri"/>
                 <w:b/>
               </w:rPr>
-              <w:t>6.1.2.3</w:t>
+              <w:t>6.2.1</w:t>
             </w:r>
           </w:p>
         </w:tc>
@@ -5018,7 +4882,19 @@
               <w:rPr>
                 <w:rFonts w:cs="Calibri"/>
               </w:rPr>
-              <w:t xml:space="preserve">Assessment of OH&amp;S opportunities </w:t>
+              <w:t>Evidence that OH&amp;S OBJECTIVES have been established that are consistent with the OH&amp;</w:t>
+            </w:r>
+            <w:r>
+              <w:rPr>
+                <w:rFonts w:cs="Calibri"/>
+              </w:rPr>
+              <w:t>S policy</w:t>
+            </w:r>
+            <w:r>
+              <w:rPr>
+                <w:rFonts w:cs="Calibri"/>
+              </w:rPr>
+              <w:t xml:space="preserve">, are MEASURABLE, MONITORED, COMMUNICATED &amp; UPDATED as appropriate </w:t>
             </w:r>
           </w:p>
         </w:tc>
@@ -5077,7 +4953,7 @@
                 <w:rFonts w:cs="Calibri"/>
                 <w:b/>
               </w:rPr>
-              <w:t>6.1.3</w:t>
+              <w:t>6.2.2</w:t>
             </w:r>
           </w:p>
         </w:tc>
@@ -5096,31 +4972,7 @@
               <w:rPr>
                 <w:rFonts w:cs="Calibri"/>
               </w:rPr>
-              <w:t>Determination of L</w:t>
-            </w:r>
-            <w:r>
-              <w:rPr>
-                <w:rFonts w:cs="Calibri"/>
-              </w:rPr>
-              <w:t>egal</w:t>
-            </w:r>
-            <w:r>
-              <w:rPr>
-                <w:rFonts w:cs="Calibri"/>
-              </w:rPr>
-              <w:t xml:space="preserve"> R</w:t>
-            </w:r>
-            <w:r>
-              <w:rPr>
-                <w:rFonts w:cs="Calibri"/>
-              </w:rPr>
-              <w:t>equirements</w:t>
-            </w:r>
-            <w:r>
-              <w:rPr>
-                <w:rFonts w:cs="Calibri"/>
-              </w:rPr>
-              <w:t xml:space="preserve"> &amp; Other Requirements for OH&amp;SMS &amp; meets ISO 45001:2018 </w:t>
+              <w:t xml:space="preserve">Evidence of planning actions to achieve OH&amp;S OBJECTIVES, including:  WHAT will be done; what RESOURCES will be required; WHO will be responsible; WHEN it will be completed; HOW results will be evaluated, including indicators for monitoring progress </w:t>
             </w:r>
           </w:p>
         </w:tc>
@@ -5151,7 +5003,6 @@
             <w:pPr>
               <w:rPr>
                 <w:rFonts w:cs="Calibri"/>
-                <w:color w:val="FF0000"/>
               </w:rPr>
             </w:pPr>
             <w:r>
@@ -5166,78 +5017,30 @@
       <w:tr>
         <w:tc>
           <w:tcPr>
-            <w:tcW w:w="970" w:type="dxa"/>
-          </w:tcPr>
-          <w:p>
-            <w:pPr>
-              <w:rPr>
-                <w:rFonts w:cs="Calibri"/>
-                <w:b/>
-              </w:rPr>
-            </w:pPr>
-            <w:r>
-              <w:rPr>
-                <w:rFonts w:cs="Calibri"/>
-                <w:b/>
-              </w:rPr>
-              <w:t>6.1.4</w:t>
-            </w:r>
-          </w:p>
-        </w:tc>
-        <w:tc>
-          <w:tcPr>
-            <w:tcW w:w="3040" w:type="dxa"/>
-          </w:tcPr>
-          <w:p>
-            <w:pPr>
-              <w:ind w:right="-108"/>
-              <w:rPr>
-                <w:rFonts w:cs="Calibri"/>
-              </w:rPr>
-            </w:pPr>
-            <w:r>
-              <w:rPr>
-                <w:rFonts w:cs="Calibri"/>
-              </w:rPr>
-              <w:t xml:space="preserve">Evidence that the organizations planning takes into consideration actions to address:  significant OH&amp;S hazards &amp; risks; compliance obligations; risks and opportunities </w:t>
-            </w:r>
-          </w:p>
-        </w:tc>
-        <w:tc>
-          <w:tcPr>
-            <w:tcW w:w="1048" w:type="dxa"/>
-            <w:gridSpan w:val="2"/>
-          </w:tcPr>
-          <w:p>
-            <w:pPr>
-              <w:rPr>
-                <w:rFonts w:cs="Calibri"/>
-              </w:rPr>
-            </w:pPr>
-            <w:r>
-              <w:rPr>
-                <w:rFonts w:cs="Calibri"/>
-              </w:rPr>
-              <w:t>{{clause}}</w:t>
-            </w:r>
-          </w:p>
-        </w:tc>
-        <w:tc>
-          <w:tcPr>
-            <w:tcW w:w="4518" w:type="dxa"/>
-          </w:tcPr>
-          <w:p>
-            <w:pPr>
-              <w:rPr>
-                <w:rFonts w:cs="Calibri"/>
-              </w:rPr>
-            </w:pPr>
-            <w:r>
-              <w:rPr>
-                <w:rFonts w:cs="Calibri"/>
-              </w:rPr>
-              <w:t>Replace according to the prompt</w:t>
-            </w:r>
+            <w:tcW w:w="9576" w:type="dxa"/>
+            <w:gridSpan w:val="5"/>
+          </w:tcPr>
+          <w:p>
+            <w:pPr>
+              <w:rPr>
+                <w:rFonts w:cs="Calibri"/>
+                <w:b/>
+              </w:rPr>
+            </w:pPr>
+            <w:r>
+              <w:rPr>
+                <w:rFonts w:cs="Calibri"/>
+                <w:b/>
+              </w:rPr>
+              <w:t>7 SUPPORT</w:t>
+            </w:r>
+          </w:p>
+          <w:p>
+            <w:pPr>
+              <w:rPr>
+                <w:rFonts w:cs="Calibri"/>
+              </w:rPr>
+            </w:pPr>
           </w:p>
         </w:tc>
       </w:tr>
@@ -5258,7 +5061,7 @@
                 <w:rFonts w:cs="Calibri"/>
                 <w:b/>
               </w:rPr>
-              <w:t>6.2.1</w:t>
+              <w:t>7.1</w:t>
             </w:r>
           </w:p>
         </w:tc>
@@ -5277,44 +5080,44 @@
               <w:rPr>
                 <w:rFonts w:cs="Calibri"/>
               </w:rPr>
-              <w:t>Evidence that OH&amp;S OBJECTIVES have been established that are consistent with the OH&amp;</w:t>
-            </w:r>
-            <w:r>
-              <w:rPr>
-                <w:rFonts w:cs="Calibri"/>
-              </w:rPr>
-              <w:t>S policy</w:t>
-            </w:r>
-            <w:r>
-              <w:rPr>
-                <w:rFonts w:cs="Calibri"/>
-              </w:rPr>
-              <w:t xml:space="preserve">, are MEASURABLE, MONITORED, COMMUNICATED &amp; UPDATED as appropriate </w:t>
-            </w:r>
-          </w:p>
-        </w:tc>
-        <w:tc>
-          <w:tcPr>
-            <w:tcW w:w="1048" w:type="dxa"/>
+              <w:t xml:space="preserve">Evidence that the organization has determined and provided </w:t>
+            </w:r>
+            <w:r>
+              <w:rPr>
+                <w:rFonts w:cs="Calibri"/>
+              </w:rPr>
+              <w:t>resources</w:t>
+            </w:r>
+            <w:r>
+              <w:rPr>
+                <w:rFonts w:cs="Calibri"/>
+              </w:rPr>
+              <w:t xml:space="preserve"> needed for the establishment, implementation, maintenance and continual improvement of OH&amp;SMS </w:t>
+            </w:r>
+          </w:p>
+        </w:tc>
+        <w:tc>
+          <w:tcPr>
+            <w:tcW w:w="932" w:type="dxa"/>
+          </w:tcPr>
+          <w:p>
+            <w:pPr>
+              <w:rPr>
+                <w:rFonts w:cs="Calibri"/>
+              </w:rPr>
+            </w:pPr>
+            <w:r>
+              <w:rPr>
+                <w:rFonts w:cs="Calibri"/>
+              </w:rPr>
+              <w:t>{{clause}}</w:t>
+            </w:r>
+          </w:p>
+        </w:tc>
+        <w:tc>
+          <w:tcPr>
+            <w:tcW w:w="4634" w:type="dxa"/>
             <w:gridSpan w:val="2"/>
-          </w:tcPr>
-          <w:p>
-            <w:pPr>
-              <w:rPr>
-                <w:rFonts w:cs="Calibri"/>
-              </w:rPr>
-            </w:pPr>
-            <w:r>
-              <w:rPr>
-                <w:rFonts w:cs="Calibri"/>
-              </w:rPr>
-              <w:t>{{clause}}</w:t>
-            </w:r>
-          </w:p>
-        </w:tc>
-        <w:tc>
-          <w:tcPr>
-            <w:tcW w:w="4518" w:type="dxa"/>
           </w:tcPr>
           <w:p>
             <w:pPr>
@@ -5348,7 +5151,7 @@
                 <w:rFonts w:cs="Calibri"/>
                 <w:b/>
               </w:rPr>
-              <w:t>6.2.2</w:t>
+              <w:t>7.2</w:t>
             </w:r>
           </w:p>
         </w:tc>
@@ -5367,32 +5170,44 @@
               <w:rPr>
                 <w:rFonts w:cs="Calibri"/>
               </w:rPr>
-              <w:t xml:space="preserve">Evidence of planning actions to achieve OH&amp;S OBJECTIVES, including:  WHAT will be done; what RESOURCES will be required; WHO will be responsible; WHEN it will be completed; HOW results will be evaluated, including indicators for monitoring progress </w:t>
-            </w:r>
-          </w:p>
-        </w:tc>
-        <w:tc>
-          <w:tcPr>
-            <w:tcW w:w="1048" w:type="dxa"/>
+              <w:t xml:space="preserve">Evidence organization has a process in place to determine necessary </w:t>
+            </w:r>
+            <w:r>
+              <w:rPr>
+                <w:rFonts w:cs="Calibri"/>
+              </w:rPr>
+              <w:t>competance</w:t>
+            </w:r>
+            <w:r>
+              <w:rPr>
+                <w:rFonts w:cs="Calibri"/>
+              </w:rPr>
+              <w:t xml:space="preserve">, necessary training and documented information to support competence supporting requirements of ISO 45001:2018. </w:t>
+            </w:r>
+          </w:p>
+        </w:tc>
+        <w:tc>
+          <w:tcPr>
+            <w:tcW w:w="932" w:type="dxa"/>
+          </w:tcPr>
+          <w:p>
+            <w:pPr>
+              <w:rPr>
+                <w:rFonts w:cs="Calibri"/>
+              </w:rPr>
+            </w:pPr>
+            <w:r>
+              <w:rPr>
+                <w:rFonts w:cs="Calibri"/>
+              </w:rPr>
+              <w:t>{{clause}}</w:t>
+            </w:r>
+          </w:p>
+        </w:tc>
+        <w:tc>
+          <w:tcPr>
+            <w:tcW w:w="4634" w:type="dxa"/>
             <w:gridSpan w:val="2"/>
-          </w:tcPr>
-          <w:p>
-            <w:pPr>
-              <w:rPr>
-                <w:rFonts w:cs="Calibri"/>
-              </w:rPr>
-            </w:pPr>
-            <w:r>
-              <w:rPr>
-                <w:rFonts w:cs="Calibri"/>
-              </w:rPr>
-              <w:t>{{clause}}</w:t>
-            </w:r>
-          </w:p>
-        </w:tc>
-        <w:tc>
-          <w:tcPr>
-            <w:tcW w:w="4518" w:type="dxa"/>
           </w:tcPr>
           <w:p>
             <w:pPr>
@@ -5412,36 +5227,6 @@
       <w:tr>
         <w:tc>
           <w:tcPr>
-            <w:tcW w:w="9576" w:type="dxa"/>
-            <w:gridSpan w:val="5"/>
-          </w:tcPr>
-          <w:p>
-            <w:pPr>
-              <w:rPr>
-                <w:rFonts w:cs="Calibri"/>
-                <w:b/>
-              </w:rPr>
-            </w:pPr>
-            <w:r>
-              <w:rPr>
-                <w:rFonts w:cs="Calibri"/>
-                <w:b/>
-              </w:rPr>
-              <w:t>7 SUPPORT</w:t>
-            </w:r>
-          </w:p>
-          <w:p>
-            <w:pPr>
-              <w:rPr>
-                <w:rFonts w:cs="Calibri"/>
-              </w:rPr>
-            </w:pPr>
-          </w:p>
-        </w:tc>
-      </w:tr>
-      <w:tr>
-        <w:tc>
-          <w:tcPr>
             <w:tcW w:w="970" w:type="dxa"/>
           </w:tcPr>
           <w:p>
@@ -5456,194 +5241,7 @@
                 <w:rFonts w:cs="Calibri"/>
                 <w:b/>
               </w:rPr>
-              <w:t>7.1</w:t>
-            </w:r>
-          </w:p>
-        </w:tc>
-        <w:tc>
-          <w:tcPr>
-            <w:tcW w:w="3040" w:type="dxa"/>
-          </w:tcPr>
-          <w:p>
-            <w:pPr>
-              <w:ind w:right="-108"/>
-              <w:rPr>
-                <w:rFonts w:cs="Calibri"/>
-              </w:rPr>
-            </w:pPr>
-            <w:r>
-              <w:rPr>
-                <w:rFonts w:cs="Calibri"/>
-              </w:rPr>
-              <w:t xml:space="preserve">Evidence that the organization has determined and provided </w:t>
-            </w:r>
-            <w:r>
-              <w:rPr>
-                <w:rFonts w:cs="Calibri"/>
-              </w:rPr>
-              <w:t>resources</w:t>
-            </w:r>
-            <w:r>
-              <w:rPr>
-                <w:rFonts w:cs="Calibri"/>
-              </w:rPr>
-              <w:t xml:space="preserve"> needed for the establishment, implementation, maintenance and continual </w:t>
-            </w:r>
-            <w:r>
-              <w:rPr>
-                <w:rFonts w:cs="Calibri"/>
-              </w:rPr>
               <w:lastRenderedPageBreak/>
-              <w:t xml:space="preserve">improvement of OH&amp;SMS </w:t>
-            </w:r>
-          </w:p>
-        </w:tc>
-        <w:tc>
-          <w:tcPr>
-            <w:tcW w:w="932" w:type="dxa"/>
-          </w:tcPr>
-          <w:p>
-            <w:pPr>
-              <w:rPr>
-                <w:rFonts w:cs="Calibri"/>
-              </w:rPr>
-            </w:pPr>
-            <w:r>
-              <w:rPr>
-                <w:rFonts w:cs="Calibri"/>
-              </w:rPr>
-              <w:lastRenderedPageBreak/>
-              <w:t>{{clause}}</w:t>
-            </w:r>
-          </w:p>
-        </w:tc>
-        <w:tc>
-          <w:tcPr>
-            <w:tcW w:w="4634" w:type="dxa"/>
-            <w:gridSpan w:val="2"/>
-          </w:tcPr>
-          <w:p>
-            <w:pPr>
-              <w:rPr>
-                <w:rFonts w:cs="Calibri"/>
-              </w:rPr>
-            </w:pPr>
-            <w:r>
-              <w:rPr>
-                <w:rFonts w:cs="Calibri"/>
-              </w:rPr>
-              <w:t>Replace according to the prompt</w:t>
-            </w:r>
-          </w:p>
-        </w:tc>
-      </w:tr>
-      <w:tr>
-        <w:tc>
-          <w:tcPr>
-            <w:tcW w:w="970" w:type="dxa"/>
-          </w:tcPr>
-          <w:p>
-            <w:pPr>
-              <w:rPr>
-                <w:rFonts w:cs="Calibri"/>
-                <w:b/>
-              </w:rPr>
-            </w:pPr>
-            <w:r>
-              <w:rPr>
-                <w:rFonts w:cs="Calibri"/>
-                <w:b/>
-              </w:rPr>
-              <w:t>7.2</w:t>
-            </w:r>
-          </w:p>
-        </w:tc>
-        <w:tc>
-          <w:tcPr>
-            <w:tcW w:w="3040" w:type="dxa"/>
-          </w:tcPr>
-          <w:p>
-            <w:pPr>
-              <w:ind w:right="-108"/>
-              <w:rPr>
-                <w:rFonts w:cs="Calibri"/>
-              </w:rPr>
-            </w:pPr>
-            <w:r>
-              <w:rPr>
-                <w:rFonts w:cs="Calibri"/>
-              </w:rPr>
-              <w:t xml:space="preserve">Evidence organization has a process in place to determine necessary </w:t>
-            </w:r>
-            <w:r>
-              <w:rPr>
-                <w:rFonts w:cs="Calibri"/>
-              </w:rPr>
-              <w:t>competance</w:t>
-            </w:r>
-            <w:r>
-              <w:rPr>
-                <w:rFonts w:cs="Calibri"/>
-              </w:rPr>
-              <w:t xml:space="preserve">, necessary training and documented information to support competence supporting requirements of ISO 45001:2018. </w:t>
-            </w:r>
-          </w:p>
-        </w:tc>
-        <w:tc>
-          <w:tcPr>
-            <w:tcW w:w="932" w:type="dxa"/>
-          </w:tcPr>
-          <w:p>
-            <w:pPr>
-              <w:rPr>
-                <w:rFonts w:cs="Calibri"/>
-              </w:rPr>
-            </w:pPr>
-            <w:r>
-              <w:rPr>
-                <w:rFonts w:cs="Calibri"/>
-              </w:rPr>
-              <w:t>{{clause}}</w:t>
-            </w:r>
-          </w:p>
-        </w:tc>
-        <w:tc>
-          <w:tcPr>
-            <w:tcW w:w="4634" w:type="dxa"/>
-            <w:gridSpan w:val="2"/>
-          </w:tcPr>
-          <w:p>
-            <w:pPr>
-              <w:rPr>
-                <w:rFonts w:cs="Calibri"/>
-              </w:rPr>
-            </w:pPr>
-            <w:r>
-              <w:rPr>
-                <w:rFonts w:cs="Calibri"/>
-              </w:rPr>
-              <w:t>Replace according to the prompt</w:t>
-            </w:r>
-          </w:p>
-        </w:tc>
-      </w:tr>
-      <w:tr>
-        <w:tc>
-          <w:tcPr>
-            <w:tcW w:w="970" w:type="dxa"/>
-          </w:tcPr>
-          <w:p>
-            <w:pPr>
-              <w:rPr>
-                <w:rFonts w:cs="Calibri"/>
-                <w:b/>
-              </w:rPr>
-            </w:pPr>
-            <w:r>
-              <w:rPr>
-                <w:rFonts w:cs="Calibri"/>
-                <w:b/>
-              </w:rPr>
               <w:t>7.3</w:t>
             </w:r>
           </w:p>
@@ -6075,14 +5673,7 @@
               <w:rPr>
                 <w:rFonts w:cs="Calibri"/>
               </w:rPr>
-              <w:t xml:space="preserve">Organization has established an effective process for </w:t>
-            </w:r>
-            <w:r>
-              <w:rPr>
-                <w:rFonts w:cs="Calibri"/>
-              </w:rPr>
-              <w:lastRenderedPageBreak/>
-              <w:t xml:space="preserve">Management of Change that impact OH&amp;S performance </w:t>
+              <w:t xml:space="preserve">Organization has established an effective process for Management of Change that impact OH&amp;S performance </w:t>
             </w:r>
           </w:p>
         </w:tc>
@@ -6101,6 +5692,169 @@
               <w:rPr>
                 <w:rFonts w:cs="Calibri"/>
               </w:rPr>
+              <w:t>{{clause}}</w:t>
+            </w:r>
+          </w:p>
+        </w:tc>
+        <w:tc>
+          <w:tcPr>
+            <w:tcW w:w="4518" w:type="dxa"/>
+          </w:tcPr>
+          <w:p>
+            <w:pPr>
+              <w:rPr>
+                <w:rFonts w:cs="Calibri"/>
+              </w:rPr>
+            </w:pPr>
+            <w:r>
+              <w:rPr>
+                <w:rFonts w:cs="Calibri"/>
+              </w:rPr>
+              <w:t>Replace according to the prompt</w:t>
+            </w:r>
+          </w:p>
+        </w:tc>
+      </w:tr>
+      <w:tr>
+        <w:tc>
+          <w:tcPr>
+            <w:tcW w:w="970" w:type="dxa"/>
+          </w:tcPr>
+          <w:p>
+            <w:pPr>
+              <w:rPr>
+                <w:rFonts w:cs="Calibri"/>
+                <w:b/>
+              </w:rPr>
+            </w:pPr>
+            <w:r>
+              <w:rPr>
+                <w:rFonts w:cs="Calibri"/>
+                <w:b/>
+              </w:rPr>
+              <w:t>8.1.4.1</w:t>
+            </w:r>
+          </w:p>
+        </w:tc>
+        <w:tc>
+          <w:tcPr>
+            <w:tcW w:w="3040" w:type="dxa"/>
+          </w:tcPr>
+          <w:p>
+            <w:pPr>
+              <w:ind w:right="-108"/>
+              <w:rPr>
+                <w:rFonts w:cs="Calibri"/>
+              </w:rPr>
+            </w:pPr>
+            <w:r>
+              <w:rPr>
+                <w:rFonts w:cs="Calibri"/>
+              </w:rPr>
+              <w:t xml:space="preserve">Evidence organization has established operational control for the procurement of products, services and activities </w:t>
+            </w:r>
+          </w:p>
+        </w:tc>
+        <w:tc>
+          <w:tcPr>
+            <w:tcW w:w="1048" w:type="dxa"/>
+            <w:gridSpan w:val="2"/>
+          </w:tcPr>
+          <w:p>
+            <w:pPr>
+              <w:rPr>
+                <w:rFonts w:cs="Calibri"/>
+              </w:rPr>
+            </w:pPr>
+            <w:r>
+              <w:rPr>
+                <w:rFonts w:cs="Calibri"/>
+              </w:rPr>
+              <w:t>{{clause}}</w:t>
+            </w:r>
+          </w:p>
+        </w:tc>
+        <w:tc>
+          <w:tcPr>
+            <w:tcW w:w="4518" w:type="dxa"/>
+          </w:tcPr>
+          <w:p>
+            <w:pPr>
+              <w:rPr>
+                <w:rFonts w:cs="Calibri"/>
+              </w:rPr>
+            </w:pPr>
+            <w:r>
+              <w:rPr>
+                <w:rFonts w:cs="Calibri"/>
+              </w:rPr>
+              <w:t>Replace according to the prompt</w:t>
+            </w:r>
+          </w:p>
+        </w:tc>
+      </w:tr>
+      <w:tr>
+        <w:tc>
+          <w:tcPr>
+            <w:tcW w:w="970" w:type="dxa"/>
+          </w:tcPr>
+          <w:p>
+            <w:pPr>
+              <w:rPr>
+                <w:rFonts w:cs="Calibri"/>
+                <w:b/>
+              </w:rPr>
+            </w:pPr>
+            <w:r>
+              <w:rPr>
+                <w:rFonts w:cs="Calibri"/>
+                <w:b/>
+              </w:rPr>
+              <w:t>8.1.4.2</w:t>
+            </w:r>
+          </w:p>
+        </w:tc>
+        <w:tc>
+          <w:tcPr>
+            <w:tcW w:w="3040" w:type="dxa"/>
+          </w:tcPr>
+          <w:p>
+            <w:pPr>
+              <w:ind w:right="-108"/>
+              <w:rPr>
+                <w:rFonts w:cs="Calibri"/>
+              </w:rPr>
+            </w:pPr>
+            <w:r>
+              <w:rPr>
+                <w:rFonts w:cs="Calibri"/>
+              </w:rPr>
+              <w:t xml:space="preserve">Controls have been established to ensure OH&amp;S requirements established for procurement of </w:t>
+            </w:r>
+            <w:r>
+              <w:rPr>
+                <w:rFonts w:cs="Calibri"/>
+              </w:rPr>
+              <w:lastRenderedPageBreak/>
+              <w:t xml:space="preserve">contactors </w:t>
+            </w:r>
+          </w:p>
+        </w:tc>
+        <w:tc>
+          <w:tcPr>
+            <w:tcW w:w="1048" w:type="dxa"/>
+            <w:gridSpan w:val="2"/>
+          </w:tcPr>
+          <w:p>
+            <w:pPr>
+              <w:rPr>
+                <w:rFonts w:cs="Calibri"/>
+              </w:rPr>
+            </w:pPr>
+            <w:r>
+              <w:rPr>
+                <w:rFonts w:cs="Calibri"/>
+              </w:rPr>
               <w:lastRenderedPageBreak/>
               <w:t>{{clause}}</w:t>
             </w:r>
@@ -6142,7 +5896,7 @@
                 <w:rFonts w:cs="Calibri"/>
                 <w:b/>
               </w:rPr>
-              <w:t>8.1.4.1</w:t>
+              <w:t>8.1.4.3</w:t>
             </w:r>
           </w:p>
         </w:tc>
@@ -6161,7 +5915,7 @@
               <w:rPr>
                 <w:rFonts w:cs="Calibri"/>
               </w:rPr>
-              <w:t xml:space="preserve">Evidence organization has established operational control for the procurement of products, services and activities </w:t>
+              <w:t xml:space="preserve">Controls have been established to ensure OH&amp;S requirements established for Outsourcing </w:t>
             </w:r>
           </w:p>
         </w:tc>
@@ -6220,7 +5974,7 @@
                 <w:rFonts w:cs="Calibri"/>
                 <w:b/>
               </w:rPr>
-              <w:t>8.1.4.2</w:t>
+              <w:t>8.2</w:t>
             </w:r>
           </w:p>
         </w:tc>
@@ -6239,7 +5993,7 @@
               <w:rPr>
                 <w:rFonts w:cs="Calibri"/>
               </w:rPr>
-              <w:t xml:space="preserve">Controls have been established to ensure OH&amp;S requirements established for procurement of contactors </w:t>
+              <w:t>Evidence organization has emergency preparedness and response plans in place per ISO 45001:2018</w:t>
             </w:r>
           </w:p>
         </w:tc>
@@ -6284,6 +6038,28 @@
       <w:tr>
         <w:tc>
           <w:tcPr>
+            <w:tcW w:w="9576" w:type="dxa"/>
+            <w:gridSpan w:val="5"/>
+          </w:tcPr>
+          <w:p>
+            <w:pPr>
+              <w:rPr>
+                <w:rFonts w:cs="Calibri"/>
+              </w:rPr>
+            </w:pPr>
+            <w:r>
+              <w:rPr>
+                <w:rFonts w:cs="Calibri"/>
+                <w:b/>
+              </w:rPr>
+              <w:t>9 PERFROMANCE EVALUATION</w:t>
+            </w:r>
+          </w:p>
+        </w:tc>
+      </w:tr>
+      <w:tr>
+        <w:tc>
+          <w:tcPr>
             <w:tcW w:w="970" w:type="dxa"/>
           </w:tcPr>
           <w:p>
@@ -6298,7 +6074,7 @@
                 <w:rFonts w:cs="Calibri"/>
                 <w:b/>
               </w:rPr>
-              <w:t>8.1.4.3</w:t>
+              <w:t>9.1</w:t>
             </w:r>
           </w:p>
         </w:tc>
@@ -6308,16 +6084,75 @@
           </w:tcPr>
           <w:p>
             <w:pPr>
-              <w:ind w:right="-108"/>
-              <w:rPr>
-                <w:rFonts w:cs="Calibri"/>
-              </w:rPr>
-            </w:pPr>
-            <w:r>
-              <w:rPr>
-                <w:rFonts w:cs="Calibri"/>
-              </w:rPr>
-              <w:t xml:space="preserve">Controls have been established to ensure OH&amp;S requirements established for Outsourcing </w:t>
+              <w:rPr>
+                <w:rFonts w:cs="Calibri"/>
+              </w:rPr>
+            </w:pPr>
+            <w:r>
+              <w:rPr>
+                <w:rFonts w:cs="Calibri"/>
+              </w:rPr>
+              <w:t>Evidence that organization is M</w:t>
+            </w:r>
+            <w:r>
+              <w:rPr>
+                <w:rFonts w:cs="Calibri"/>
+              </w:rPr>
+              <w:t>onitoring</w:t>
+            </w:r>
+            <w:r>
+              <w:rPr>
+                <w:rFonts w:cs="Calibri"/>
+              </w:rPr>
+              <w:t>, M</w:t>
+            </w:r>
+            <w:r>
+              <w:rPr>
+                <w:rFonts w:cs="Calibri"/>
+              </w:rPr>
+              <w:t>easuring</w:t>
+            </w:r>
+            <w:r>
+              <w:rPr>
+                <w:rFonts w:cs="Calibri"/>
+              </w:rPr>
+              <w:t xml:space="preserve">, </w:t>
+            </w:r>
+            <w:r>
+              <w:rPr>
+                <w:rFonts w:cs="Calibri"/>
+              </w:rPr>
+              <w:t>analyzing</w:t>
+            </w:r>
+            <w:r>
+              <w:rPr>
+                <w:rFonts w:cs="Calibri"/>
+              </w:rPr>
+              <w:t xml:space="preserve"> </w:t>
+            </w:r>
+            <w:r>
+              <w:rPr>
+                <w:rFonts w:cs="Calibri"/>
+              </w:rPr>
+              <w:t>and</w:t>
+            </w:r>
+            <w:r>
+              <w:rPr>
+                <w:rFonts w:cs="Calibri"/>
+              </w:rPr>
+              <w:t xml:space="preserve"> </w:t>
+            </w:r>
+            <w:r>
+              <w:rPr>
+                <w:rFonts w:cs="Calibri"/>
+              </w:rPr>
+              <w:t>evaluating</w:t>
+            </w:r>
+            <w:r>
+              <w:rPr>
+                <w:rFonts w:cs="Calibri"/>
+              </w:rPr>
+              <w:t xml:space="preserve"> OH&amp;S performance (9.1)</w:t>
             </w:r>
           </w:p>
         </w:tc>
@@ -6376,7 +6211,7 @@
                 <w:rFonts w:cs="Calibri"/>
                 <w:b/>
               </w:rPr>
-              <w:t>8.2</w:t>
+              <w:t>9.1.1</w:t>
             </w:r>
           </w:p>
         </w:tc>
@@ -6386,16 +6221,16 @@
           </w:tcPr>
           <w:p>
             <w:pPr>
-              <w:ind w:right="-108"/>
-              <w:rPr>
-                <w:rFonts w:cs="Calibri"/>
-              </w:rPr>
-            </w:pPr>
-            <w:r>
-              <w:rPr>
-                <w:rFonts w:cs="Calibri"/>
-              </w:rPr>
-              <w:t>Evidence organization has emergency preparedness and response plans in place per ISO 45001:2018</w:t>
+              <w:rPr>
+                <w:rFonts w:cs="Calibri"/>
+                <w:highlight w:val="cyan"/>
+              </w:rPr>
+            </w:pPr>
+            <w:r>
+              <w:rPr>
+                <w:rFonts w:cs="Calibri"/>
+              </w:rPr>
+              <w:t xml:space="preserve">Evidence that organization has an effective process for evaluation of OH&amp;S compliance obligations fulfillment </w:t>
             </w:r>
           </w:p>
         </w:tc>
@@ -6440,21 +6275,118 @@
       <w:tr>
         <w:tc>
           <w:tcPr>
-            <w:tcW w:w="9576" w:type="dxa"/>
-            <w:gridSpan w:val="5"/>
-          </w:tcPr>
-          <w:p>
-            <w:pPr>
-              <w:rPr>
-                <w:rFonts w:cs="Calibri"/>
-              </w:rPr>
-            </w:pPr>
-            <w:r>
-              <w:rPr>
-                <w:rFonts w:cs="Calibri"/>
-                <w:b/>
-              </w:rPr>
-              <w:t>9 PERFROMANCE EVALUATION</w:t>
+            <w:tcW w:w="970" w:type="dxa"/>
+          </w:tcPr>
+          <w:p>
+            <w:pPr>
+              <w:rPr>
+                <w:rFonts w:cs="Calibri"/>
+                <w:b/>
+              </w:rPr>
+            </w:pPr>
+            <w:r>
+              <w:rPr>
+                <w:rFonts w:cs="Calibri"/>
+                <w:b/>
+              </w:rPr>
+              <w:t>9.1.2</w:t>
+            </w:r>
+          </w:p>
+        </w:tc>
+        <w:tc>
+          <w:tcPr>
+            <w:tcW w:w="3040" w:type="dxa"/>
+          </w:tcPr>
+          <w:p>
+            <w:pPr>
+              <w:rPr>
+                <w:rFonts w:cs="Calibri"/>
+              </w:rPr>
+            </w:pPr>
+            <w:r>
+              <w:rPr>
+                <w:rFonts w:cs="Calibri"/>
+              </w:rPr>
+              <w:t>Evidence that the organization has demonstrated it has achieved compliance with the L</w:t>
+            </w:r>
+            <w:r>
+              <w:rPr>
+                <w:rFonts w:cs="Calibri"/>
+              </w:rPr>
+              <w:t>egal</w:t>
+            </w:r>
+            <w:r>
+              <w:rPr>
+                <w:rFonts w:cs="Calibri"/>
+              </w:rPr>
+              <w:t xml:space="preserve"> OH&amp;S requirements through its own </w:t>
+            </w:r>
+            <w:r>
+              <w:rPr>
+                <w:rFonts w:cs="Calibri"/>
+              </w:rPr>
+              <w:t>compliance &amp;</w:t>
+            </w:r>
+            <w:r>
+              <w:rPr>
+                <w:rFonts w:cs="Calibri"/>
+              </w:rPr>
+              <w:t xml:space="preserve"> ISO</w:t>
+            </w:r>
+            <w:r>
+              <w:rPr>
+                <w:rFonts w:cs="Calibri"/>
+              </w:rPr>
+              <w:t xml:space="preserve"> 45001</w:t>
+            </w:r>
+            <w:r>
+              <w:rPr>
+                <w:rFonts w:cs="Calibri"/>
+              </w:rPr>
+              <w:t>:2018</w:t>
+            </w:r>
+            <w:r>
+              <w:rPr>
+                <w:rFonts w:cs="Calibri"/>
+              </w:rPr>
+              <w:t xml:space="preserve"> </w:t>
+            </w:r>
+          </w:p>
+        </w:tc>
+        <w:tc>
+          <w:tcPr>
+            <w:tcW w:w="1048" w:type="dxa"/>
+            <w:gridSpan w:val="2"/>
+          </w:tcPr>
+          <w:p>
+            <w:pPr>
+              <w:rPr>
+                <w:rFonts w:cs="Calibri"/>
+              </w:rPr>
+            </w:pPr>
+            <w:r>
+              <w:rPr>
+                <w:rFonts w:cs="Calibri"/>
+              </w:rPr>
+              <w:t>{{clause}}</w:t>
+            </w:r>
+          </w:p>
+        </w:tc>
+        <w:tc>
+          <w:tcPr>
+            <w:tcW w:w="4518" w:type="dxa"/>
+          </w:tcPr>
+          <w:p>
+            <w:pPr>
+              <w:rPr>
+                <w:rFonts w:cs="Calibri"/>
+              </w:rPr>
+            </w:pPr>
+            <w:r>
+              <w:rPr>
+                <w:rFonts w:cs="Calibri"/>
+              </w:rPr>
+              <w:t>Replace according to the prompt</w:t>
             </w:r>
           </w:p>
         </w:tc>
@@ -6476,7 +6408,7 @@
                 <w:rFonts w:cs="Calibri"/>
                 <w:b/>
               </w:rPr>
-              <w:t>9.1</w:t>
+              <w:t>9.2</w:t>
             </w:r>
           </w:p>
         </w:tc>
@@ -6486,76 +6418,41 @@
           </w:tcPr>
           <w:p>
             <w:pPr>
-              <w:rPr>
-                <w:rFonts w:cs="Calibri"/>
-              </w:rPr>
-            </w:pPr>
-            <w:r>
-              <w:rPr>
-                <w:rFonts w:cs="Calibri"/>
-              </w:rPr>
-              <w:t>Evidence that organization is M</w:t>
-            </w:r>
-            <w:r>
-              <w:rPr>
-                <w:rFonts w:cs="Calibri"/>
-              </w:rPr>
-              <w:t>onitoring</w:t>
-            </w:r>
-            <w:r>
-              <w:rPr>
-                <w:rFonts w:cs="Calibri"/>
-              </w:rPr>
-              <w:t>, M</w:t>
-            </w:r>
-            <w:r>
-              <w:rPr>
-                <w:rFonts w:cs="Calibri"/>
-              </w:rPr>
-              <w:t>easuring</w:t>
-            </w:r>
-            <w:r>
-              <w:rPr>
-                <w:rFonts w:cs="Calibri"/>
-              </w:rPr>
-              <w:t xml:space="preserve">, </w:t>
-            </w:r>
-            <w:r>
-              <w:rPr>
-                <w:rFonts w:cs="Calibri"/>
-              </w:rPr>
-              <w:t>analyzing</w:t>
-            </w:r>
-            <w:r>
-              <w:rPr>
-                <w:rFonts w:cs="Calibri"/>
-              </w:rPr>
-              <w:t xml:space="preserve"> </w:t>
-            </w:r>
-            <w:r>
-              <w:rPr>
-                <w:rFonts w:cs="Calibri"/>
-              </w:rPr>
-              <w:t>and</w:t>
-            </w:r>
-            <w:r>
-              <w:rPr>
-                <w:rFonts w:cs="Calibri"/>
-              </w:rPr>
-              <w:t xml:space="preserve"> </w:t>
-            </w:r>
-            <w:r>
-              <w:rPr>
-                <w:rFonts w:cs="Calibri"/>
-              </w:rPr>
-              <w:t>evaluating</w:t>
-            </w:r>
-            <w:r>
-              <w:rPr>
-                <w:rFonts w:cs="Calibri"/>
-              </w:rPr>
-              <w:t xml:space="preserve"> OH&amp;S performance (9.1)</w:t>
-            </w:r>
+              <w:ind w:right="-108"/>
+              <w:rPr>
+                <w:rFonts w:cs="Calibri"/>
+                <w:b/>
+              </w:rPr>
+            </w:pPr>
+            <w:r>
+              <w:rPr>
+                <w:rFonts w:cs="Calibri"/>
+                <w:b/>
+              </w:rPr>
+              <w:t xml:space="preserve">Internal Audit Results </w:t>
+            </w:r>
+            <w:r>
+              <w:rPr>
+                <w:rFonts w:cs="Calibri"/>
+                <w:i/>
+              </w:rPr>
+              <w:t>-</w:t>
+            </w:r>
+            <w:r>
+              <w:rPr>
+                <w:rFonts w:cs="Calibri"/>
+                <w:b/>
+              </w:rPr>
+              <w:t>Full internal Audit to ISO 45001: 2018</w:t>
+            </w:r>
+          </w:p>
+          <w:p>
+            <w:pPr>
+              <w:rPr>
+                <w:rFonts w:cs="Calibri"/>
+                <w:b/>
+              </w:rPr>
+            </w:pPr>
           </w:p>
         </w:tc>
         <w:tc>
@@ -6613,7 +6510,7 @@
                 <w:rFonts w:cs="Calibri"/>
                 <w:b/>
               </w:rPr>
-              <w:t>9.1.1</w:t>
+              <w:t>9.2.2 e</w:t>
             </w:r>
           </w:p>
         </w:tc>
@@ -6625,14 +6522,27 @@
             <w:pPr>
               <w:rPr>
                 <w:rFonts w:cs="Calibri"/>
-                <w:highlight w:val="cyan"/>
-              </w:rPr>
-            </w:pPr>
-            <w:r>
-              <w:rPr>
-                <w:rFonts w:cs="Calibri"/>
-              </w:rPr>
-              <w:t xml:space="preserve">Evidence that organization has an effective process for evaluation of OH&amp;S compliance obligations fulfillment </w:t>
+              </w:rPr>
+            </w:pPr>
+            <w:r>
+              <w:rPr>
+                <w:rFonts w:cs="Calibri"/>
+                <w:b/>
+              </w:rPr>
+              <w:t xml:space="preserve">Internal Audit Corrective Actions </w:t>
+            </w:r>
+            <w:r>
+              <w:rPr>
+                <w:rFonts w:cs="Calibri"/>
+                <w:i/>
+              </w:rPr>
+              <w:t xml:space="preserve">- completed. </w:t>
+            </w:r>
+            <w:r>
+              <w:rPr>
+                <w:rFonts w:cs="Calibri"/>
+              </w:rPr>
+              <w:t>(including evidence of closure)</w:t>
             </w:r>
           </w:p>
         </w:tc>
@@ -6691,7 +6601,7 @@
                 <w:rFonts w:cs="Calibri"/>
                 <w:b/>
               </w:rPr>
-              <w:t>9.1.2</w:t>
+              <w:t>9.3</w:t>
             </w:r>
           </w:p>
         </w:tc>
@@ -6709,49 +6619,34 @@
               <w:rPr>
                 <w:rFonts w:cs="Calibri"/>
               </w:rPr>
-              <w:t>Evidence that the organization has demonstrated it has achieved compliance with the L</w:t>
-            </w:r>
-            <w:r>
-              <w:rPr>
-                <w:rFonts w:cs="Calibri"/>
-              </w:rPr>
-              <w:t>egal</w:t>
-            </w:r>
-            <w:r>
-              <w:rPr>
-                <w:rFonts w:cs="Calibri"/>
-              </w:rPr>
-              <w:t xml:space="preserve"> OH&amp;S requirements through its own </w:t>
-            </w:r>
-            <w:r>
-              <w:rPr>
-                <w:rFonts w:cs="Calibri"/>
-              </w:rPr>
-              <w:t>compliance &amp;</w:t>
-            </w:r>
-            <w:r>
-              <w:rPr>
-                <w:rFonts w:cs="Calibri"/>
-              </w:rPr>
-              <w:t xml:space="preserve"> ISO</w:t>
-            </w:r>
-            <w:r>
-              <w:rPr>
-                <w:rFonts w:cs="Calibri"/>
-              </w:rPr>
-              <w:t xml:space="preserve"> 45001</w:t>
-            </w:r>
-            <w:r>
-              <w:rPr>
-                <w:rFonts w:cs="Calibri"/>
-              </w:rPr>
-              <w:t>:2018</w:t>
-            </w:r>
-            <w:r>
-              <w:rPr>
-                <w:rFonts w:cs="Calibri"/>
+              <w:t xml:space="preserve">Records of </w:t>
+            </w:r>
+            <w:r>
+              <w:rPr>
+                <w:rFonts w:cs="Calibri"/>
+                <w:b/>
+              </w:rPr>
+              <w:t>Management Review</w:t>
+            </w:r>
+            <w:r>
+              <w:rPr>
+                <w:rFonts w:cs="Calibri"/>
+                <w:i/>
               </w:rPr>
               <w:t xml:space="preserve"> </w:t>
+            </w:r>
+            <w:r>
+              <w:rPr>
+                <w:rFonts w:cs="Calibri"/>
+              </w:rPr>
+              <w:t xml:space="preserve">Completed to ISO 45001:2018 requirements after completion of the </w:t>
+            </w:r>
+            <w:r>
+              <w:rPr>
+                <w:rFonts w:cs="Calibri"/>
+              </w:rPr>
+              <w:lastRenderedPageBreak/>
+              <w:t>Internal Audit.</w:t>
             </w:r>
           </w:p>
         </w:tc>
@@ -6770,297 +6665,7 @@
               <w:rPr>
                 <w:rFonts w:cs="Calibri"/>
               </w:rPr>
-              <w:t>{{clause}}</w:t>
-            </w:r>
-          </w:p>
-        </w:tc>
-        <w:tc>
-          <w:tcPr>
-            <w:tcW w:w="4518" w:type="dxa"/>
-          </w:tcPr>
-          <w:p>
-            <w:pPr>
-              <w:rPr>
-                <w:rFonts w:cs="Calibri"/>
-              </w:rPr>
-            </w:pPr>
-            <w:r>
-              <w:rPr>
-                <w:rFonts w:cs="Calibri"/>
-              </w:rPr>
-              <w:t>Replace according to the prompt</w:t>
-            </w:r>
-          </w:p>
-        </w:tc>
-      </w:tr>
-      <w:tr>
-        <w:tc>
-          <w:tcPr>
-            <w:tcW w:w="970" w:type="dxa"/>
-          </w:tcPr>
-          <w:p>
-            <w:pPr>
-              <w:rPr>
-                <w:rFonts w:cs="Calibri"/>
-                <w:b/>
-              </w:rPr>
-            </w:pPr>
-            <w:r>
-              <w:rPr>
-                <w:rFonts w:cs="Calibri"/>
-                <w:b/>
-              </w:rPr>
-              <w:t>9.2</w:t>
-            </w:r>
-          </w:p>
-        </w:tc>
-        <w:tc>
-          <w:tcPr>
-            <w:tcW w:w="3040" w:type="dxa"/>
-          </w:tcPr>
-          <w:p>
-            <w:pPr>
-              <w:ind w:right="-108"/>
-              <w:rPr>
-                <w:rFonts w:cs="Calibri"/>
-                <w:b/>
-              </w:rPr>
-            </w:pPr>
-            <w:r>
-              <w:rPr>
-                <w:rFonts w:cs="Calibri"/>
-                <w:b/>
-              </w:rPr>
-              <w:t xml:space="preserve">Internal Audit Results </w:t>
-            </w:r>
-            <w:r>
-              <w:rPr>
-                <w:rFonts w:cs="Calibri"/>
-                <w:i/>
-              </w:rPr>
-              <w:t>-</w:t>
-            </w:r>
-            <w:r>
-              <w:rPr>
-                <w:rFonts w:cs="Calibri"/>
-                <w:b/>
-              </w:rPr>
-              <w:t>Full internal Audit to ISO 45001: 2018</w:t>
-            </w:r>
-          </w:p>
-          <w:p>
-            <w:pPr>
-              <w:rPr>
-                <w:rFonts w:cs="Calibri"/>
-                <w:b/>
-              </w:rPr>
-            </w:pPr>
-          </w:p>
-        </w:tc>
-        <w:tc>
-          <w:tcPr>
-            <w:tcW w:w="1048" w:type="dxa"/>
-            <w:gridSpan w:val="2"/>
-          </w:tcPr>
-          <w:p>
-            <w:pPr>
-              <w:rPr>
-                <w:rFonts w:cs="Calibri"/>
-              </w:rPr>
-            </w:pPr>
-            <w:r>
-              <w:rPr>
-                <w:rFonts w:cs="Calibri"/>
-              </w:rPr>
               <w:lastRenderedPageBreak/>
-              <w:t>{{clause}}</w:t>
-            </w:r>
-          </w:p>
-        </w:tc>
-        <w:tc>
-          <w:tcPr>
-            <w:tcW w:w="4518" w:type="dxa"/>
-          </w:tcPr>
-          <w:p>
-            <w:pPr>
-              <w:rPr>
-                <w:rFonts w:cs="Calibri"/>
-              </w:rPr>
-            </w:pPr>
-            <w:r>
-              <w:rPr>
-                <w:rFonts w:cs="Calibri"/>
-              </w:rPr>
-              <w:t>Replace according to the prompt</w:t>
-            </w:r>
-          </w:p>
-        </w:tc>
-      </w:tr>
-      <w:tr>
-        <w:tc>
-          <w:tcPr>
-            <w:tcW w:w="970" w:type="dxa"/>
-          </w:tcPr>
-          <w:p>
-            <w:pPr>
-              <w:rPr>
-                <w:rFonts w:cs="Calibri"/>
-                <w:b/>
-              </w:rPr>
-            </w:pPr>
-            <w:r>
-              <w:rPr>
-                <w:rFonts w:cs="Calibri"/>
-                <w:b/>
-              </w:rPr>
-              <w:t>9.2.2 e</w:t>
-            </w:r>
-          </w:p>
-        </w:tc>
-        <w:tc>
-          <w:tcPr>
-            <w:tcW w:w="3040" w:type="dxa"/>
-          </w:tcPr>
-          <w:p>
-            <w:pPr>
-              <w:rPr>
-                <w:rFonts w:cs="Calibri"/>
-              </w:rPr>
-            </w:pPr>
-            <w:r>
-              <w:rPr>
-                <w:rFonts w:cs="Calibri"/>
-                <w:b/>
-              </w:rPr>
-              <w:t xml:space="preserve">Internal Audit Corrective Actions </w:t>
-            </w:r>
-            <w:r>
-              <w:rPr>
-                <w:rFonts w:cs="Calibri"/>
-                <w:i/>
-              </w:rPr>
-              <w:t xml:space="preserve">- completed. </w:t>
-            </w:r>
-            <w:r>
-              <w:rPr>
-                <w:rFonts w:cs="Calibri"/>
-              </w:rPr>
-              <w:t>(including evidence of closure)</w:t>
-            </w:r>
-          </w:p>
-        </w:tc>
-        <w:tc>
-          <w:tcPr>
-            <w:tcW w:w="1048" w:type="dxa"/>
-            <w:gridSpan w:val="2"/>
-          </w:tcPr>
-          <w:p>
-            <w:pPr>
-              <w:rPr>
-                <w:rFonts w:cs="Calibri"/>
-              </w:rPr>
-            </w:pPr>
-            <w:r>
-              <w:rPr>
-                <w:rFonts w:cs="Calibri"/>
-              </w:rPr>
-              <w:t>{{clause}}</w:t>
-            </w:r>
-          </w:p>
-        </w:tc>
-        <w:tc>
-          <w:tcPr>
-            <w:tcW w:w="4518" w:type="dxa"/>
-          </w:tcPr>
-          <w:p>
-            <w:pPr>
-              <w:rPr>
-                <w:rFonts w:cs="Calibri"/>
-              </w:rPr>
-            </w:pPr>
-            <w:r>
-              <w:rPr>
-                <w:rFonts w:cs="Calibri"/>
-              </w:rPr>
-              <w:t>Replace according to the prompt</w:t>
-            </w:r>
-          </w:p>
-        </w:tc>
-      </w:tr>
-      <w:tr>
-        <w:tc>
-          <w:tcPr>
-            <w:tcW w:w="970" w:type="dxa"/>
-          </w:tcPr>
-          <w:p>
-            <w:pPr>
-              <w:rPr>
-                <w:rFonts w:cs="Calibri"/>
-                <w:b/>
-              </w:rPr>
-            </w:pPr>
-            <w:r>
-              <w:rPr>
-                <w:rFonts w:cs="Calibri"/>
-                <w:b/>
-              </w:rPr>
-              <w:t>9.3</w:t>
-            </w:r>
-          </w:p>
-        </w:tc>
-        <w:tc>
-          <w:tcPr>
-            <w:tcW w:w="3040" w:type="dxa"/>
-          </w:tcPr>
-          <w:p>
-            <w:pPr>
-              <w:rPr>
-                <w:rFonts w:cs="Calibri"/>
-              </w:rPr>
-            </w:pPr>
-            <w:r>
-              <w:rPr>
-                <w:rFonts w:cs="Calibri"/>
-              </w:rPr>
-              <w:t xml:space="preserve">Records of </w:t>
-            </w:r>
-            <w:r>
-              <w:rPr>
-                <w:rFonts w:cs="Calibri"/>
-                <w:b/>
-              </w:rPr>
-              <w:t>Management Review</w:t>
-            </w:r>
-            <w:r>
-              <w:rPr>
-                <w:rFonts w:cs="Calibri"/>
-                <w:i/>
-              </w:rPr>
-              <w:t xml:space="preserve"> </w:t>
-            </w:r>
-            <w:r>
-              <w:rPr>
-                <w:rFonts w:cs="Calibri"/>
-              </w:rPr>
-              <w:t>Completed to ISO 45001:2018 requirements after completion of the Internal Audit.</w:t>
-            </w:r>
-          </w:p>
-        </w:tc>
-        <w:tc>
-          <w:tcPr>
-            <w:tcW w:w="1048" w:type="dxa"/>
-            <w:gridSpan w:val="2"/>
-          </w:tcPr>
-          <w:p>
-            <w:pPr>
-              <w:rPr>
-                <w:rFonts w:cs="Calibri"/>
-              </w:rPr>
-            </w:pPr>
-            <w:r>
-              <w:rPr>
-                <w:rFonts w:cs="Calibri"/>
-              </w:rPr>
               <w:t>{{clause}}</w:t>
             </w:r>
           </w:p>
@@ -7365,6 +6970,216 @@
           <w:u w:val="single"/>
         </w:rPr>
       </w:pPr>
+    </w:p>
+    <w:p>
+      <w:pPr>
+        <w:spacing w:line="360" w:lineRule="auto"/>
+        <w:jc w:val="center"/>
+        <w:rPr>
+          <w:rFonts w:ascii="Arial" w:hAnsi="Arial" w:cs="Arial"/>
+          <w:b/>
+          <w:color w:val="FF0000"/>
+          <w:sz w:val="24"/>
+          <w:szCs w:val="24"/>
+        </w:rPr>
+      </w:pPr>
+      <w:r>
+        <w:rPr>
+          <w:rFonts w:ascii="Arial" w:hAnsi="Arial" w:cs="Arial"/>
+          <w:b/>
+          <w:color w:val="FF0000"/>
+          <w:sz w:val="24"/>
+          <w:szCs w:val="24"/>
+        </w:rPr>
+        <w:t>Status of Non Conformities Raised:</w:t>
+      </w:r>
+    </w:p>
+    <w:tbl>
+      <w:tblPr>
+        <w:tblW w:w="9971" w:type="dxa"/>
+        <w:tblBorders>
+          <w:top w:val="single" w:sz="4" w:space="0" w:color="000000"/>
+          <w:left w:val="single" w:sz="4" w:space="0" w:color="000000"/>
+          <w:bottom w:val="single" w:sz="4" w:space="0" w:color="000000"/>
+          <w:right w:val="single" w:sz="4" w:space="0" w:color="000000"/>
+          <w:insideH w:val="single" w:sz="4" w:space="0" w:color="000000"/>
+          <w:insideV w:val="single" w:sz="4" w:space="0" w:color="000000"/>
+        </w:tblBorders>
+        <w:tblLook w:val="04A0" w:firstRow="1" w:lastRow="0" w:firstColumn="1" w:lastColumn="0" w:noHBand="0" w:noVBand="1"/>
+      </w:tblPr>
+      <w:tblGrid>
+        <w:gridCol w:w="9971"/>
+      </w:tblGrid>
+      <w:tr>
+        <w:trPr>
+          <w:trHeight w:val="752"/>
+        </w:trPr>
+        <w:tc>
+          <w:tcPr>
+            <w:tcW w:w="9971" w:type="dxa"/>
+            <w:shd w:val="clear" w:color="auto" w:fill="auto"/>
+          </w:tcPr>
+          <w:p>
+            <w:pPr>
+              <w:spacing w:line="360" w:lineRule="auto"/>
+              <w:rPr>
+                <w:rFonts w:ascii="Arial" w:hAnsi="Arial" w:cs="Arial"/>
+                <w:b/>
+                <w:color w:val="FF0000"/>
+                <w:sz w:val="24"/>
+                <w:szCs w:val="24"/>
+              </w:rPr>
+            </w:pPr>
+            <w:r>
+              <w:rPr>
+                <w:rFonts w:cs="Calibri"/>
+                <w:b/>
+              </w:rPr>
+              <w:t>Minor NCs raised:</w:t>
+            </w:r>
+          </w:p>
+        </w:tc>
+      </w:tr>
+    </w:tbl>
+    <w:p>
+      <w:pPr>
+        <w:spacing w:line="360" w:lineRule="auto"/>
+        <w:jc w:val="center"/>
+        <w:rPr>
+          <w:rFonts w:ascii="Arial" w:hAnsi="Arial" w:cs="Arial"/>
+          <w:b/>
+          <w:color w:val="FF0000"/>
+          <w:sz w:val="24"/>
+          <w:szCs w:val="24"/>
+        </w:rPr>
+      </w:pPr>
+    </w:p>
+    <w:p>
+      <w:pPr>
+        <w:spacing w:line="360" w:lineRule="auto"/>
+        <w:jc w:val="center"/>
+        <w:rPr>
+          <w:rFonts w:ascii="Arial" w:hAnsi="Arial" w:cs="Arial"/>
+          <w:b/>
+          <w:color w:val="FF0000"/>
+          <w:sz w:val="24"/>
+          <w:szCs w:val="24"/>
+        </w:rPr>
+      </w:pPr>
+      <w:r>
+        <w:rPr>
+          <w:rFonts w:ascii="Arial" w:hAnsi="Arial" w:cs="Arial"/>
+          <w:b/>
+          <w:color w:val="FF0000"/>
+          <w:sz w:val="24"/>
+          <w:szCs w:val="24"/>
+        </w:rPr>
+        <w:t>Observations</w:t>
+      </w:r>
+      <w:r>
+        <w:rPr>
+          <w:rFonts w:ascii="Arial" w:hAnsi="Arial" w:cs="Arial"/>
+          <w:b/>
+          <w:color w:val="FF0000"/>
+          <w:sz w:val="24"/>
+          <w:szCs w:val="24"/>
+        </w:rPr>
+        <w:t>:</w:t>
+      </w:r>
+    </w:p>
+    <w:tbl>
+      <w:tblPr>
+        <w:tblW w:w="0" w:type="auto"/>
+        <w:tblBorders>
+          <w:top w:val="single" w:sz="4" w:space="0" w:color="000000"/>
+          <w:left w:val="single" w:sz="4" w:space="0" w:color="000000"/>
+          <w:bottom w:val="single" w:sz="4" w:space="0" w:color="000000"/>
+          <w:right w:val="single" w:sz="4" w:space="0" w:color="000000"/>
+          <w:insideH w:val="single" w:sz="4" w:space="0" w:color="000000"/>
+          <w:insideV w:val="single" w:sz="4" w:space="0" w:color="000000"/>
+        </w:tblBorders>
+        <w:tblLook w:val="04A0" w:firstRow="1" w:lastRow="0" w:firstColumn="1" w:lastColumn="0" w:noHBand="0" w:noVBand="1"/>
+      </w:tblPr>
+      <w:tblGrid>
+        <w:gridCol w:w="9576"/>
+      </w:tblGrid>
+      <w:tr>
+        <w:tc>
+          <w:tcPr>
+            <w:tcW w:w="9576" w:type="dxa"/>
+            <w:shd w:val="clear" w:color="auto" w:fill="auto"/>
+          </w:tcPr>
+          <w:p>
+            <w:pPr>
+              <w:spacing w:line="360" w:lineRule="auto"/>
+              <w:rPr>
+                <w:rFonts w:ascii="Arial" w:hAnsi="Arial" w:cs="Arial"/>
+                <w:b/>
+                <w:color w:val="FF0000"/>
+                <w:sz w:val="24"/>
+                <w:szCs w:val="24"/>
+              </w:rPr>
+            </w:pPr>
+            <w:r>
+              <w:rPr>
+                <w:rFonts w:cs="Calibri"/>
+                <w:b/>
+              </w:rPr>
+              <w:t>Observations raised:</w:t>
+            </w:r>
+          </w:p>
+        </w:tc>
+      </w:tr>
+    </w:tbl>
+    <w:p>
+      <w:pPr>
+        <w:spacing w:line="360" w:lineRule="auto"/>
+        <w:rPr>
+          <w:rFonts w:ascii="Arial" w:hAnsi="Arial" w:cs="Arial"/>
+          <w:b/>
+          <w:color w:val="FF0000"/>
+          <w:sz w:val="24"/>
+          <w:szCs w:val="24"/>
+        </w:rPr>
+      </w:pPr>
+    </w:p>
+    <w:p>
+      <w:pPr>
+        <w:spacing w:line="360" w:lineRule="auto"/>
+        <w:rPr>
+          <w:rFonts w:ascii="Arial" w:hAnsi="Arial" w:cs="Arial"/>
+          <w:b/>
+          <w:color w:val="FF0000"/>
+          <w:sz w:val="24"/>
+          <w:szCs w:val="24"/>
+        </w:rPr>
+      </w:pPr>
+    </w:p>
+    <w:p>
+      <w:pPr>
+        <w:spacing w:line="360" w:lineRule="auto"/>
+        <w:jc w:val="center"/>
+        <w:rPr>
+          <w:rFonts w:ascii="Arial" w:hAnsi="Arial" w:cs="Arial"/>
+          <w:b/>
+          <w:sz w:val="28"/>
+          <w:szCs w:val="28"/>
+          <w:u w:val="single"/>
+        </w:rPr>
+      </w:pPr>
+    </w:p>
+    <w:p>
+      <w:pPr>
+        <w:spacing w:line="360" w:lineRule="auto"/>
+        <w:jc w:val="center"/>
+        <w:rPr>
+          <w:rFonts w:ascii="Arial" w:hAnsi="Arial" w:cs="Arial"/>
+          <w:b/>
+          <w:sz w:val="28"/>
+          <w:szCs w:val="28"/>
+          <w:u w:val="single"/>
+        </w:rPr>
+      </w:pPr>
       <w:r>
         <w:rPr>
           <w:rFonts w:ascii="Arial" w:hAnsi="Arial" w:cs="Arial"/>
@@ -7373,6 +7188,7 @@
           <w:szCs w:val="28"/>
           <w:u w:val="single"/>
         </w:rPr>
+        <w:lastRenderedPageBreak/>
         <w:t>AUDIT RESULT</w:t>
       </w:r>
     </w:p>
@@ -7531,16 +7347,7 @@
                 <w:sz w:val="20"/>
                 <w:szCs w:val="20"/>
               </w:rPr>
-              <w:t xml:space="preserve">Congratulations, Lead Auditor is pleased to put forward a recommendation for registration of Organization upon off-site verification of closure of all issues, the NC closure need to be submitted along with the Corrective Action Plan and objective evidence with 15 days from the stage 2 audit but not later </w:t>
-            </w:r>
-            <w:r>
-              <w:rPr>
-                <w:rFonts w:eastAsia="Arial" w:cs="Calibri"/>
-                <w:sz w:val="20"/>
-                <w:szCs w:val="20"/>
-              </w:rPr>
-              <w:lastRenderedPageBreak/>
-              <w:t>than60 days from the date of Stage 2 audit.  If all non-conformances are not closed within 60 days, a full reassessment may be required.</w:t>
+              <w:t>Congratulations, Lead Auditor is pleased to put forward a recommendation for registration of Organization upon off-site verification of closure of all issues, the NC closure need to be submitted along with the Corrective Action Plan and objective evidence with 15 days from the stage 2 audit but not later than60 days from the date of Stage 2 audit.  If all non-conformances are not closed within 60 days, a full reassessment may be required.</w:t>
             </w:r>
           </w:p>
         </w:tc>
@@ -7573,7 +7380,6 @@
                 <w:sz w:val="20"/>
                 <w:szCs w:val="20"/>
               </w:rPr>
-              <w:lastRenderedPageBreak/>
               <w:t>☐</w:t>
             </w:r>
           </w:p>
@@ -12875,7 +12681,7 @@
   <w:style w:type="paragraph" w:default="1" w:styleId="Normal">
     <w:name w:val="Normal"/>
     <w:qFormat/>
-    <w:rsid w:val="00517680"/>
+    <w:rsid w:val="00284072"/>
     <w:pPr>
       <w:spacing w:after="200" w:line="276" w:lineRule="auto"/>
     </w:pPr>
